--- a/motor_sports/formula1_laps/Miami2023WorksheetKey.docx
+++ b/motor_sports/formula1_laps/Miami2023WorksheetKey.docx
@@ -1,6 +1,6 @@
 
 <file path=word/document.xml><?xml version="1.0" encoding="utf-8"?>
-<w:document xmlns:wpc="http://schemas.microsoft.com/office/word/2010/wordprocessingCanvas" xmlns:cx="http://schemas.microsoft.com/office/drawing/2014/chartex" xmlns:cx1="http://schemas.microsoft.com/office/drawing/2015/9/8/chartex" xmlns:cx2="http://schemas.microsoft.com/office/drawing/2015/10/21/chartex" xmlns:cx3="http://schemas.microsoft.com/office/drawing/2016/5/9/chartex" xmlns:cx4="http://schemas.microsoft.com/office/drawing/2016/5/10/chartex" xmlns:cx5="http://schemas.microsoft.com/office/drawing/2016/5/11/chartex" xmlns:cx6="http://schemas.microsoft.com/office/drawing/2016/5/12/chartex" xmlns:cx7="http://schemas.microsoft.com/office/drawing/2016/5/13/chartex" xmlns:cx8="http://schemas.microsoft.com/office/drawing/2016/5/14/chartex" xmlns:mc="http://schemas.openxmlformats.org/markup-compatibility/2006" xmlns:aink="http://schemas.microsoft.com/office/drawing/2016/ink" xmlns:am3d="http://schemas.microsoft.com/office/drawing/2017/model3d" xmlns:o="urn:schemas-microsoft-com:office:office" xmlns:oel="http://schemas.microsoft.com/office/2019/extlst" xmlns:r="http://schemas.openxmlformats.org/officeDocument/2006/relationships" xmlns:m="http://schemas.openxmlformats.org/officeDocument/2006/math" xmlns:v="urn:schemas-microsoft-com:vml" xmlns:wp14="http://schemas.microsoft.com/office/word/2010/wordprocessingDrawing" xmlns:wp="http://schemas.openxmlformats.org/drawingml/2006/wordprocessingDrawing" xmlns:w10="urn:schemas-microsoft-com:office:word" xmlns:w="http://schemas.openxmlformats.org/wordprocessingml/2006/main" xmlns:w14="http://schemas.microsoft.com/office/word/2010/wordml" xmlns:w15="http://schemas.microsoft.com/office/word/2012/wordml" xmlns:w16cex="http://schemas.microsoft.com/office/word/2018/wordml/cex" xmlns:w16cid="http://schemas.microsoft.com/office/word/2016/wordml/cid" xmlns:w16="http://schemas.microsoft.com/office/word/2018/wordml" xmlns:w16du="http://schemas.microsoft.com/office/word/2023/wordml/word16du" xmlns:w16sdtdh="http://schemas.microsoft.com/office/word/2020/wordml/sdtdatahash" xmlns:w16se="http://schemas.microsoft.com/office/word/2015/wordml/symex" xmlns:wpg="http://schemas.microsoft.com/office/word/2010/wordprocessingGroup" xmlns:wpi="http://schemas.microsoft.com/office/word/2010/wordprocessingInk" xmlns:wne="http://schemas.microsoft.com/office/word/2006/wordml" xmlns:wps="http://schemas.microsoft.com/office/word/2010/wordprocessingShape" mc:Ignorable="w14 w15 w16se w16cid w16 w16cex w16sdtdh w16du wp14">
+<w:document xmlns:wpc="http://schemas.microsoft.com/office/word/2010/wordprocessingCanvas" xmlns:cx="http://schemas.microsoft.com/office/drawing/2014/chartex" xmlns:cx1="http://schemas.microsoft.com/office/drawing/2015/9/8/chartex" xmlns:mc="http://schemas.openxmlformats.org/markup-compatibility/2006" xmlns:o="urn:schemas-microsoft-com:office:office" xmlns:r="http://schemas.openxmlformats.org/officeDocument/2006/relationships" xmlns:m="http://schemas.openxmlformats.org/officeDocument/2006/math" xmlns:v="urn:schemas-microsoft-com:vml" xmlns:wp14="http://schemas.microsoft.com/office/word/2010/wordprocessingDrawing" xmlns:wp="http://schemas.openxmlformats.org/drawingml/2006/wordprocessingDrawing" xmlns:w10="urn:schemas-microsoft-com:office:word" xmlns:w="http://schemas.openxmlformats.org/wordprocessingml/2006/main" xmlns:w14="http://schemas.microsoft.com/office/word/2010/wordml" xmlns:w15="http://schemas.microsoft.com/office/word/2012/wordml" xmlns:w16se="http://schemas.microsoft.com/office/word/2015/wordml/symex" xmlns:wpg="http://schemas.microsoft.com/office/word/2010/wordprocessingGroup" xmlns:wpi="http://schemas.microsoft.com/office/word/2010/wordprocessingInk" xmlns:wne="http://schemas.microsoft.com/office/word/2006/wordml" xmlns:wps="http://schemas.microsoft.com/office/word/2010/wordprocessingShape" mc:Ignorable="w14 w15 w16se wp14">
   <w:body>
     <w:p>
       <w:pPr>
@@ -8,11 +8,209 @@
           <w:rFonts w:ascii="Times New Roman" w:hAnsi="Times New Roman" w:cs="Times New Roman"/>
         </w:rPr>
       </w:pPr>
-      <w:r>
-        <w:rPr>
-          <w:rFonts w:ascii="Times New Roman" w:hAnsi="Times New Roman" w:cs="Times New Roman"/>
-        </w:rPr>
-        <w:t xml:space="preserve">Formula 1 is the highest class of single seater racing category with a season featuring a series races, known as Grand Prix, which are held in a variety of countries. A single race has drivers each complete a number of laps at a specific circuit. While laps are generally around the same time, in every Grand Prix, a car will complete anywhere between 1 and 5 pit stops in a race to change tires, replace parts, or check damage on the car. Races can also introduce red flags and yellow flags (that indicate race stoppage or caution due to accidents) that could slow a car’s lap time. This dataset has times from the 2023 F1 Miami Grand Prix, where each driver completed 57 laps (minus the lapped cars in last and second-to-last who only completed 56) as there were no red or yellow flags brought out. This worksheet focuses on only lap times from a single driver, Max Verstappen, the winner of the 2023 F1 Miami Grand Prix. </w:t>
+    </w:p>
+    <w:p>
+      <w:pPr>
+        <w:rPr>
+          <w:rFonts w:ascii="Times New Roman" w:hAnsi="Times New Roman" w:cs="Times New Roman"/>
+        </w:rPr>
+      </w:pPr>
+      <w:r>
+        <w:rPr>
+          <w:rFonts w:ascii="Times New Roman" w:hAnsi="Times New Roman" w:cs="Times New Roman"/>
+        </w:rPr>
+        <w:t>Learning Goals</w:t>
+      </w:r>
+    </w:p>
+    <w:p>
+      <w:pPr>
+        <w:rPr>
+          <w:rFonts w:ascii="Times New Roman" w:hAnsi="Times New Roman" w:cs="Times New Roman"/>
+        </w:rPr>
+      </w:pPr>
+    </w:p>
+    <w:p>
+      <w:pPr>
+        <w:rPr>
+          <w:rFonts w:ascii="Times New Roman" w:hAnsi="Times New Roman" w:cs="Times New Roman"/>
+        </w:rPr>
+      </w:pPr>
+      <w:r>
+        <w:rPr>
+          <w:rFonts w:ascii="Times New Roman" w:hAnsi="Times New Roman" w:cs="Times New Roman"/>
+        </w:rPr>
+        <w:t>After completing this activity, students should be able to:</w:t>
+      </w:r>
+    </w:p>
+    <w:p>
+      <w:pPr>
+        <w:numPr>
+          <w:ilvl w:val="0"/>
+          <w:numId w:val="8"/>
+        </w:numPr>
+        <w:rPr>
+          <w:rFonts w:ascii="Times New Roman" w:hAnsi="Times New Roman" w:cs="Times New Roman"/>
+        </w:rPr>
+      </w:pPr>
+      <w:r>
+        <w:rPr>
+          <w:rFonts w:ascii="Times New Roman" w:hAnsi="Times New Roman" w:cs="Times New Roman"/>
+        </w:rPr>
+        <w:t xml:space="preserve">Identify the observational units in a lap-level racing dataset. </w:t>
+      </w:r>
+    </w:p>
+    <w:p>
+      <w:pPr>
+        <w:numPr>
+          <w:ilvl w:val="0"/>
+          <w:numId w:val="8"/>
+        </w:numPr>
+        <w:rPr>
+          <w:rFonts w:ascii="Times New Roman" w:hAnsi="Times New Roman" w:cs="Times New Roman"/>
+        </w:rPr>
+      </w:pPr>
+      <w:r>
+        <w:rPr>
+          <w:rFonts w:ascii="Times New Roman" w:hAnsi="Times New Roman" w:cs="Times New Roman"/>
+        </w:rPr>
+        <w:t xml:space="preserve">Describe the shape, center, spread, and unusual observations in a distribution using a histogram. </w:t>
+      </w:r>
+    </w:p>
+    <w:p>
+      <w:pPr>
+        <w:numPr>
+          <w:ilvl w:val="0"/>
+          <w:numId w:val="8"/>
+        </w:numPr>
+        <w:rPr>
+          <w:rFonts w:ascii="Times New Roman" w:hAnsi="Times New Roman" w:cs="Times New Roman"/>
+        </w:rPr>
+      </w:pPr>
+      <w:r>
+        <w:rPr>
+          <w:rFonts w:ascii="Times New Roman" w:hAnsi="Times New Roman" w:cs="Times New Roman"/>
+        </w:rPr>
+        <w:t xml:space="preserve">Use summary statistics and the 1.5 × IQR rule to identify potential outliers in a quantitative variable. </w:t>
+      </w:r>
+    </w:p>
+    <w:p>
+      <w:pPr>
+        <w:numPr>
+          <w:ilvl w:val="0"/>
+          <w:numId w:val="8"/>
+        </w:numPr>
+        <w:rPr>
+          <w:rFonts w:ascii="Times New Roman" w:hAnsi="Times New Roman" w:cs="Times New Roman"/>
+        </w:rPr>
+      </w:pPr>
+      <w:r>
+        <w:rPr>
+          <w:rFonts w:ascii="Times New Roman" w:hAnsi="Times New Roman" w:cs="Times New Roman"/>
+        </w:rPr>
+        <w:t xml:space="preserve">Explain how adding a time-order variable, such as lap number, can provide context that is not visible in a histogram. </w:t>
+      </w:r>
+    </w:p>
+    <w:p>
+      <w:pPr>
+        <w:numPr>
+          <w:ilvl w:val="0"/>
+          <w:numId w:val="8"/>
+        </w:numPr>
+        <w:rPr>
+          <w:rFonts w:ascii="Times New Roman" w:hAnsi="Times New Roman" w:cs="Times New Roman"/>
+        </w:rPr>
+      </w:pPr>
+      <w:r>
+        <w:rPr>
+          <w:rFonts w:ascii="Times New Roman" w:hAnsi="Times New Roman" w:cs="Times New Roman"/>
+        </w:rPr>
+        <w:t>Use subject-matter context to interpret unusual observations in real data.</w:t>
+      </w:r>
+    </w:p>
+    <w:p>
+      <w:pPr>
+        <w:rPr>
+          <w:rFonts w:ascii="Times New Roman" w:hAnsi="Times New Roman" w:cs="Times New Roman"/>
+        </w:rPr>
+      </w:pPr>
+    </w:p>
+    <w:p>
+      <w:pPr>
+        <w:pStyle w:val="NormalWeb"/>
+      </w:pPr>
+      <w:r>
+        <w:t>Formula 1 is the highest class of single-seater auto racing. In each Grand Prix, drivers complete a fixed number of laps around a circuit, with the goal of finishing the full race distance in the shortest total time. Although a driver’s lap times are usually similar from lap to lap, they are not identical. Lap times can be affected by fuel load, tire wear, traffic, overtaking, pit stops, and changes in race conditions.</w:t>
+      </w:r>
+    </w:p>
+    <w:p>
+      <w:pPr>
+        <w:pStyle w:val="NormalWeb"/>
+      </w:pPr>
+      <w:r>
+        <w:t>In this activity, we will analyze lap-time data for Max Verstappen in the 2023 Miami Grand Prix</w:t>
+      </w:r>
+      <w:r>
+        <w:t xml:space="preserve"> (located in the file </w:t>
+      </w:r>
+      <w:r>
+        <w:rPr>
+          <w:b/>
+        </w:rPr>
+        <w:t>Verstappen.csv</w:t>
+      </w:r>
+      <w:r>
+        <w:t>)</w:t>
+      </w:r>
+      <w:r>
+        <w:t xml:space="preserve">. Verstappen started the race in ninth position but won the race after moving through the field. The race was unusually clean: all 20 cars that started were classified as finishers, and there were no major interruptions such as safety cars or red flags. This makes the race useful for studying lap times because </w:t>
+      </w:r>
+      <w:r>
+        <w:t xml:space="preserve">a </w:t>
+      </w:r>
+      <w:r>
+        <w:t>common</w:t>
+      </w:r>
+      <w:r>
+        <w:t xml:space="preserve"> source of slow lap, crashes or race stoppages, did not occur.</w:t>
+      </w:r>
+    </w:p>
+    <w:p>
+      <w:pPr>
+        <w:rPr>
+          <w:rFonts w:ascii="Times New Roman" w:eastAsia="Times New Roman" w:hAnsi="Times New Roman" w:cs="Times New Roman"/>
+          <w:kern w:val="0"/>
+          <w14:ligatures w14:val="none"/>
+        </w:rPr>
+      </w:pPr>
+      <w:r>
+        <w:rPr>
+          <w:rFonts w:ascii="Times New Roman" w:eastAsia="Times New Roman" w:hAnsi="Times New Roman" w:cs="Times New Roman"/>
+          <w:kern w:val="0"/>
+          <w14:ligatures w14:val="none"/>
+        </w:rPr>
+        <w:t>One important feature of Verstappen’s race strategy was his pit stop. Most drivers in this race made only one pit stop, and Verstappen’s stop occurred late in the race to change tires. A pit stop can create an unusually slow lap because the driver must slow down to enter pit lane, follow the pit-lane speed limit, stop for the tire change, and then accelerate back onto the track. Depending on where the pit lane crosses the start/finish line, this time loss may appear on the lap when the driver enters pit lane, the following lap, or both. Other unusual laps may occur near the beginning of the race, when cars are closer together and drivers are fighting for position.</w:t>
+      </w:r>
+    </w:p>
+    <w:p>
+      <w:pPr>
+        <w:rPr>
+          <w:rFonts w:ascii="Times New Roman" w:eastAsia="Times New Roman" w:hAnsi="Times New Roman" w:cs="Times New Roman"/>
+          <w:kern w:val="0"/>
+          <w14:ligatures w14:val="none"/>
+        </w:rPr>
+      </w:pPr>
+    </w:p>
+    <w:p>
+      <w:pPr>
+        <w:rPr>
+          <w:rFonts w:ascii="Times New Roman" w:hAnsi="Times New Roman" w:cs="Times New Roman"/>
+        </w:rPr>
+      </w:pPr>
+      <w:r>
+        <w:rPr>
+          <w:rFonts w:ascii="Times New Roman" w:hAnsi="Times New Roman" w:cs="Times New Roman"/>
+        </w:rPr>
+        <w:t>Part 1: Univariate Analysis of Lap Times</w:t>
       </w:r>
     </w:p>
     <w:p>
@@ -36,21 +234,149 @@
       <w:r>
         <w:rPr>
           <w:rFonts w:ascii="Times New Roman" w:hAnsi="Times New Roman" w:cs="Times New Roman"/>
-          <w:noProof/>
+        </w:rPr>
+        <w:t>Identify (in words)</w:t>
+      </w:r>
+      <w:r>
+        <w:rPr>
+          <w:rFonts w:ascii="Times New Roman" w:hAnsi="Times New Roman" w:cs="Times New Roman"/>
+        </w:rPr>
+        <w:t xml:space="preserve"> the observations (cases) of the data set for the 2023 F1 Miami Grand Prix</w:t>
+      </w:r>
+    </w:p>
+    <w:p>
+      <w:pPr>
+        <w:rPr>
+          <w:rFonts w:ascii="Times New Roman" w:hAnsi="Times New Roman" w:cs="Times New Roman"/>
+        </w:rPr>
+      </w:pPr>
+    </w:p>
+    <w:p>
+      <w:pPr>
+        <w:ind w:left="720"/>
+        <w:rPr>
+          <w:rFonts w:ascii="Times New Roman" w:hAnsi="Times New Roman" w:cs="Times New Roman"/>
+          <w:color w:val="FF0000"/>
+        </w:rPr>
+      </w:pPr>
+      <w:r>
+        <w:rPr>
+          <w:rFonts w:ascii="Times New Roman" w:hAnsi="Times New Roman" w:cs="Times New Roman"/>
+          <w:color w:val="FF0000"/>
+        </w:rPr>
+        <w:t xml:space="preserve">An observation, or row in the dataset, represents one lap completed by Max Verstappen during the 2023 Miami Grand Prix. For each </w:t>
+      </w:r>
+      <w:r>
+        <w:rPr>
+          <w:rFonts w:ascii="Times New Roman" w:hAnsi="Times New Roman" w:cs="Times New Roman"/>
+          <w:color w:val="FF0000"/>
+        </w:rPr>
+        <w:t xml:space="preserve">of the 57 </w:t>
+      </w:r>
+      <w:r>
+        <w:rPr>
+          <w:rFonts w:ascii="Times New Roman" w:hAnsi="Times New Roman" w:cs="Times New Roman"/>
+          <w:color w:val="FF0000"/>
+        </w:rPr>
+        <w:t>lap</w:t>
+      </w:r>
+      <w:r>
+        <w:rPr>
+          <w:rFonts w:ascii="Times New Roman" w:hAnsi="Times New Roman" w:cs="Times New Roman"/>
+          <w:color w:val="FF0000"/>
+        </w:rPr>
+        <w:t>s</w:t>
+      </w:r>
+      <w:r>
+        <w:rPr>
+          <w:rFonts w:ascii="Times New Roman" w:hAnsi="Times New Roman" w:cs="Times New Roman"/>
+          <w:color w:val="FF0000"/>
+        </w:rPr>
+        <w:t>, the dataset records information such as the lap number</w:t>
+      </w:r>
+      <w:r>
+        <w:rPr>
+          <w:rFonts w:ascii="Times New Roman" w:hAnsi="Times New Roman" w:cs="Times New Roman"/>
+          <w:color w:val="FF0000"/>
+        </w:rPr>
+        <w:t>, Verstappen’s lap time, and his position.</w:t>
+      </w:r>
+    </w:p>
+    <w:p>
+      <w:pPr>
+        <w:ind w:left="720"/>
+        <w:rPr>
+          <w:rFonts w:ascii="Times New Roman" w:hAnsi="Times New Roman" w:cs="Times New Roman"/>
+          <w:color w:val="FF0000"/>
+        </w:rPr>
+      </w:pPr>
+      <w:r>
+        <w:rPr>
+          <w:rFonts w:ascii="Times New Roman" w:hAnsi="Times New Roman" w:cs="Times New Roman"/>
+          <w:color w:val="FF0000"/>
+        </w:rPr>
+        <w:t xml:space="preserve"> </w:t>
+      </w:r>
+    </w:p>
+    <w:p>
+      <w:pPr>
+        <w:pStyle w:val="ListParagraph"/>
+        <w:numPr>
+          <w:ilvl w:val="0"/>
+          <w:numId w:val="1"/>
+        </w:numPr>
+        <w:rPr>
+          <w:rFonts w:ascii="Times New Roman" w:hAnsi="Times New Roman" w:cs="Times New Roman"/>
+        </w:rPr>
+      </w:pPr>
+      <w:r>
+        <w:rPr>
+          <w:rFonts w:ascii="Times New Roman" w:hAnsi="Times New Roman" w:cs="Times New Roman"/>
+        </w:rPr>
+        <w:t xml:space="preserve">Use the histogram to describe shape, center, and spread of Max Verstappen’s Lap Times </w:t>
+      </w:r>
+      <w:r>
+        <w:rPr>
+          <w:rFonts w:ascii="Times New Roman" w:hAnsi="Times New Roman" w:cs="Times New Roman"/>
+        </w:rPr>
+        <w:t xml:space="preserve">(in seconds) </w:t>
+      </w:r>
+      <w:r>
+        <w:rPr>
+          <w:rFonts w:ascii="Times New Roman" w:hAnsi="Times New Roman" w:cs="Times New Roman"/>
+        </w:rPr>
+        <w:t>during the race</w:t>
+      </w:r>
+      <w:r>
+        <w:rPr>
+          <w:rFonts w:ascii="Times New Roman" w:hAnsi="Times New Roman" w:cs="Times New Roman"/>
+        </w:rPr>
+        <w:t>. Also indicate any unusual observations you notice.</w:t>
+      </w:r>
+    </w:p>
+    <w:p>
+      <w:pPr>
+        <w:rPr>
+          <w:rFonts w:ascii="Times New Roman" w:hAnsi="Times New Roman" w:cs="Times New Roman"/>
+        </w:rPr>
+      </w:pPr>
+    </w:p>
+    <w:p>
+      <w:pPr>
+        <w:jc w:val="center"/>
+        <w:rPr>
+          <w:rFonts w:ascii="Times New Roman" w:hAnsi="Times New Roman" w:cs="Times New Roman"/>
+        </w:rPr>
+      </w:pPr>
+      <w:r>
+        <w:rPr>
+          <w:rFonts w:ascii="Times New Roman" w:hAnsi="Times New Roman" w:cs="Times New Roman"/>
         </w:rPr>
         <w:drawing>
-          <wp:anchor distT="0" distB="0" distL="114300" distR="114300" simplePos="0" relativeHeight="251659264" behindDoc="0" locked="0" layoutInCell="1" allowOverlap="1" wp14:anchorId="172C3648" wp14:editId="7B877BD0">
-            <wp:simplePos x="0" y="0"/>
-            <wp:positionH relativeFrom="column">
-              <wp:posOffset>3909695</wp:posOffset>
-            </wp:positionH>
-            <wp:positionV relativeFrom="paragraph">
-              <wp:posOffset>171734</wp:posOffset>
-            </wp:positionV>
-            <wp:extent cx="2743200" cy="2505075"/>
-            <wp:effectExtent l="0" t="0" r="0" b="0"/>
-            <wp:wrapSquare wrapText="bothSides"/>
-            <wp:docPr id="1030920970" name="Picture 6" descr="A graph with blue and black bars&#10;&#10;Description automatically generated"/>
+          <wp:inline distT="0" distB="0" distL="0" distR="0" wp14:anchorId="35CC2F39" wp14:editId="79637EF0">
+            <wp:extent cx="3159663" cy="2049780"/>
+            <wp:effectExtent l="0" t="0" r="3175" b="7620"/>
+            <wp:docPr id="1" name="Picture 1"/>
             <wp:cNvGraphicFramePr>
               <a:graphicFrameLocks xmlns:a="http://schemas.openxmlformats.org/drawingml/2006/main" noChangeAspect="1"/>
             </wp:cNvGraphicFramePr>
@@ -58,17 +384,11 @@
               <a:graphicData uri="http://schemas.openxmlformats.org/drawingml/2006/picture">
                 <pic:pic xmlns:pic="http://schemas.openxmlformats.org/drawingml/2006/picture">
                   <pic:nvPicPr>
-                    <pic:cNvPr id="1030920970" name="Picture 6" descr="A graph with blue and black bars&#10;&#10;Description automatically generated"/>
+                    <pic:cNvPr id="1" name=""/>
                     <pic:cNvPicPr/>
                   </pic:nvPicPr>
                   <pic:blipFill>
-                    <a:blip r:embed="rId7" cstate="print">
-                      <a:extLst>
-                        <a:ext uri="{28A0092B-C50C-407E-A947-70E740481C1C}">
-                          <a14:useLocalDpi xmlns:a14="http://schemas.microsoft.com/office/drawing/2010/main" val="0"/>
-                        </a:ext>
-                      </a:extLst>
-                    </a:blip>
+                    <a:blip r:embed="rId7"/>
                     <a:stretch>
                       <a:fillRect/>
                     </a:stretch>
@@ -76,7 +396,7 @@
                   <pic:spPr>
                     <a:xfrm>
                       <a:off x="0" y="0"/>
-                      <a:ext cx="2743200" cy="2505075"/>
+                      <a:ext cx="3180989" cy="2063615"/>
                     </a:xfrm>
                     <a:prstGeom prst="rect">
                       <a:avLst/>
@@ -85,21 +405,9 @@
                 </pic:pic>
               </a:graphicData>
             </a:graphic>
-            <wp14:sizeRelH relativeFrom="page">
-              <wp14:pctWidth>0</wp14:pctWidth>
-            </wp14:sizeRelH>
-            <wp14:sizeRelV relativeFrom="page">
-              <wp14:pctHeight>0</wp14:pctHeight>
-            </wp14:sizeRelV>
-          </wp:anchor>
+          </wp:inline>
         </w:drawing>
       </w:r>
-      <w:r>
-        <w:rPr>
-          <w:rFonts w:ascii="Times New Roman" w:hAnsi="Times New Roman" w:cs="Times New Roman"/>
-        </w:rPr>
-        <w:t>Indicate the observations (cases) of the data set for the 2023 F1 Miami Grand Prix</w:t>
-      </w:r>
     </w:p>
     <w:p>
       <w:pPr>
@@ -121,11 +429,67 @@
           <w:rFonts w:ascii="Times New Roman" w:hAnsi="Times New Roman" w:cs="Times New Roman"/>
           <w:color w:val="FF0000"/>
         </w:rPr>
-        <w:t>All lap times for each driver that participated in the Grand Prix</w:t>
-      </w:r>
-    </w:p>
-    <w:p>
-      <w:pPr>
+        <w:t>Shape: Unimodal, right-skewed</w:t>
+      </w:r>
+    </w:p>
+    <w:p>
+      <w:pPr>
+        <w:ind w:left="720"/>
+        <w:rPr>
+          <w:rFonts w:ascii="Times New Roman" w:hAnsi="Times New Roman" w:cs="Times New Roman"/>
+          <w:color w:val="FF0000"/>
+        </w:rPr>
+      </w:pPr>
+      <w:r>
+        <w:rPr>
+          <w:rFonts w:ascii="Times New Roman" w:hAnsi="Times New Roman" w:cs="Times New Roman"/>
+          <w:color w:val="FF0000"/>
+        </w:rPr>
+        <w:t>Center: Around 92.5 seconds</w:t>
+      </w:r>
+    </w:p>
+    <w:p>
+      <w:pPr>
+        <w:ind w:left="720"/>
+        <w:rPr>
+          <w:rFonts w:ascii="Times New Roman" w:hAnsi="Times New Roman" w:cs="Times New Roman"/>
+          <w:color w:val="FF0000"/>
+        </w:rPr>
+      </w:pPr>
+      <w:r>
+        <w:rPr>
+          <w:rFonts w:ascii="Times New Roman" w:hAnsi="Times New Roman" w:cs="Times New Roman"/>
+          <w:color w:val="FF0000"/>
+        </w:rPr>
+        <w:t>Spread: Most of the data located around 90 to 93 seconds, with some data around 95, and more outliers around 10</w:t>
+      </w:r>
+      <w:r>
+        <w:rPr>
+          <w:rFonts w:ascii="Times New Roman" w:hAnsi="Times New Roman" w:cs="Times New Roman"/>
+          <w:color w:val="FF0000"/>
+        </w:rPr>
+        <w:t>1</w:t>
+      </w:r>
+      <w:r>
+        <w:rPr>
+          <w:rFonts w:ascii="Times New Roman" w:hAnsi="Times New Roman" w:cs="Times New Roman"/>
+          <w:color w:val="FF0000"/>
+        </w:rPr>
+        <w:t xml:space="preserve"> and 106 seconds</w:t>
+      </w:r>
+    </w:p>
+    <w:p>
+      <w:pPr>
+        <w:ind w:left="720"/>
+        <w:rPr>
+          <w:rFonts w:ascii="Times New Roman" w:hAnsi="Times New Roman" w:cs="Times New Roman"/>
+          <w:color w:val="FF0000"/>
+        </w:rPr>
+      </w:pPr>
+    </w:p>
+    <w:p>
+      <w:pPr>
+        <w:pStyle w:val="ListParagraph"/>
         <w:rPr>
           <w:rFonts w:ascii="Times New Roman" w:hAnsi="Times New Roman" w:cs="Times New Roman"/>
         </w:rPr>
@@ -146,156 +510,6 @@
         <w:rPr>
           <w:rFonts w:ascii="Times New Roman" w:hAnsi="Times New Roman" w:cs="Times New Roman"/>
         </w:rPr>
-        <w:t>Use the histogram to describe shape, center, and spread of Max Verstappen’s Lap Times during the race</w:t>
-      </w:r>
-    </w:p>
-    <w:p>
-      <w:pPr>
-        <w:rPr>
-          <w:rFonts w:ascii="Times New Roman" w:hAnsi="Times New Roman" w:cs="Times New Roman"/>
-        </w:rPr>
-      </w:pPr>
-    </w:p>
-    <w:p>
-      <w:pPr>
-        <w:ind w:left="720"/>
-        <w:rPr>
-          <w:rFonts w:ascii="Times New Roman" w:hAnsi="Times New Roman" w:cs="Times New Roman"/>
-          <w:color w:val="FF0000"/>
-        </w:rPr>
-      </w:pPr>
-      <w:r>
-        <w:rPr>
-          <w:rFonts w:ascii="Times New Roman" w:hAnsi="Times New Roman" w:cs="Times New Roman"/>
-          <w:color w:val="FF0000"/>
-        </w:rPr>
-        <w:t xml:space="preserve">Shape: Unimodal, </w:t>
-      </w:r>
-      <w:proofErr w:type="gramStart"/>
-      <w:r>
-        <w:rPr>
-          <w:rFonts w:ascii="Times New Roman" w:hAnsi="Times New Roman" w:cs="Times New Roman"/>
-          <w:color w:val="FF0000"/>
-        </w:rPr>
-        <w:t>right-skewed</w:t>
-      </w:r>
-      <w:proofErr w:type="gramEnd"/>
-    </w:p>
-    <w:p>
-      <w:pPr>
-        <w:ind w:left="720"/>
-        <w:rPr>
-          <w:rFonts w:ascii="Times New Roman" w:hAnsi="Times New Roman" w:cs="Times New Roman"/>
-          <w:color w:val="FF0000"/>
-        </w:rPr>
-      </w:pPr>
-      <w:r>
-        <w:rPr>
-          <w:rFonts w:ascii="Times New Roman" w:hAnsi="Times New Roman" w:cs="Times New Roman"/>
-          <w:color w:val="FF0000"/>
-        </w:rPr>
-        <w:t>Center: Around 92.5 seconds</w:t>
-      </w:r>
-    </w:p>
-    <w:p>
-      <w:pPr>
-        <w:ind w:left="720"/>
-        <w:rPr>
-          <w:rFonts w:ascii="Times New Roman" w:hAnsi="Times New Roman" w:cs="Times New Roman"/>
-          <w:color w:val="FF0000"/>
-        </w:rPr>
-      </w:pPr>
-      <w:r>
-        <w:rPr>
-          <w:rFonts w:ascii="Times New Roman" w:hAnsi="Times New Roman" w:cs="Times New Roman"/>
-          <w:color w:val="FF0000"/>
-        </w:rPr>
-        <w:t>Spread: Most of the data located around 90 to 93 seconds, with some data around 95, and more outliers around 102 and 106 seconds</w:t>
-      </w:r>
-    </w:p>
-    <w:p>
-      <w:pPr>
-        <w:ind w:left="720"/>
-        <w:rPr>
-          <w:rFonts w:ascii="Times New Roman" w:hAnsi="Times New Roman" w:cs="Times New Roman"/>
-          <w:color w:val="FF0000"/>
-        </w:rPr>
-      </w:pPr>
-    </w:p>
-    <w:p>
-      <w:pPr>
-        <w:pStyle w:val="ListParagraph"/>
-        <w:numPr>
-          <w:ilvl w:val="0"/>
-          <w:numId w:val="1"/>
-        </w:numPr>
-        <w:rPr>
-          <w:rFonts w:ascii="Times New Roman" w:hAnsi="Times New Roman" w:cs="Times New Roman"/>
-          <w:color w:val="000000" w:themeColor="text1"/>
-        </w:rPr>
-      </w:pPr>
-      <w:r>
-        <w:rPr>
-          <w:rFonts w:ascii="Times New Roman" w:hAnsi="Times New Roman" w:cs="Times New Roman"/>
-          <w:color w:val="000000" w:themeColor="text1"/>
-        </w:rPr>
-        <w:t>How many observations are there in the histogram to the right?</w:t>
-      </w:r>
-    </w:p>
-    <w:p>
-      <w:pPr>
-        <w:rPr>
-          <w:rFonts w:ascii="Times New Roman" w:hAnsi="Times New Roman" w:cs="Times New Roman"/>
-          <w:color w:val="FF0000"/>
-        </w:rPr>
-      </w:pPr>
-    </w:p>
-    <w:p>
-      <w:pPr>
-        <w:ind w:left="720"/>
-        <w:rPr>
-          <w:rFonts w:ascii="Times New Roman" w:hAnsi="Times New Roman" w:cs="Times New Roman"/>
-          <w:color w:val="FF0000"/>
-        </w:rPr>
-      </w:pPr>
-      <w:r>
-        <w:rPr>
-          <w:rFonts w:ascii="Times New Roman" w:hAnsi="Times New Roman" w:cs="Times New Roman"/>
-          <w:color w:val="FF0000"/>
-        </w:rPr>
-        <w:t>57 observations</w:t>
-      </w:r>
-      <w:r>
-        <w:rPr>
-          <w:rFonts w:ascii="Times New Roman" w:hAnsi="Times New Roman" w:cs="Times New Roman"/>
-          <w:color w:val="FF0000"/>
-        </w:rPr>
-        <w:t xml:space="preserve"> (i.e., the number of laps in the race)</w:t>
-      </w:r>
-    </w:p>
-    <w:p>
-      <w:pPr>
-        <w:pStyle w:val="ListParagraph"/>
-        <w:rPr>
-          <w:rFonts w:ascii="Times New Roman" w:hAnsi="Times New Roman" w:cs="Times New Roman"/>
-        </w:rPr>
-      </w:pPr>
-    </w:p>
-    <w:p>
-      <w:pPr>
-        <w:pStyle w:val="ListParagraph"/>
-        <w:numPr>
-          <w:ilvl w:val="0"/>
-          <w:numId w:val="1"/>
-        </w:numPr>
-        <w:rPr>
-          <w:rFonts w:ascii="Times New Roman" w:hAnsi="Times New Roman" w:cs="Times New Roman"/>
-        </w:rPr>
-      </w:pPr>
-      <w:r>
-        <w:rPr>
-          <w:rFonts w:ascii="Times New Roman" w:hAnsi="Times New Roman" w:cs="Times New Roman"/>
-        </w:rPr>
         <w:t xml:space="preserve">Given the </w:t>
       </w:r>
       <w:r>
@@ -320,699 +534,33 @@
     </w:p>
     <w:p>
       <w:pPr>
-        <w:ind w:left="720"/>
-        <w:rPr>
-          <w:rFonts w:ascii="Times New Roman" w:hAnsi="Times New Roman" w:cs="Times New Roman"/>
-          <w:sz w:val="22"/>
-          <w:szCs w:val="22"/>
-        </w:rPr>
-      </w:pPr>
-      <w:r>
-        <w:rPr>
-          <w:rFonts w:ascii="Times New Roman" w:hAnsi="Times New Roman" w:cs="Times New Roman"/>
-          <w:sz w:val="22"/>
-          <w:szCs w:val="22"/>
-        </w:rPr>
-        <w:t>Min.:</w:t>
-      </w:r>
-      <w:r>
-        <w:rPr>
-          <w:rFonts w:ascii="Times New Roman" w:hAnsi="Times New Roman" w:cs="Times New Roman"/>
-          <w:sz w:val="22"/>
-          <w:szCs w:val="22"/>
-        </w:rPr>
-        <w:tab/>
-      </w:r>
-      <w:r>
-        <w:rPr>
-          <w:rFonts w:ascii="Times New Roman" w:hAnsi="Times New Roman" w:cs="Times New Roman"/>
-          <w:sz w:val="22"/>
-          <w:szCs w:val="22"/>
-        </w:rPr>
-        <w:tab/>
-        <w:t>1</w:t>
-      </w:r>
-      <w:r>
-        <w:rPr>
-          <w:rFonts w:ascii="Times New Roman" w:hAnsi="Times New Roman" w:cs="Times New Roman"/>
-          <w:sz w:val="22"/>
-          <w:szCs w:val="22"/>
-          <w:vertAlign w:val="superscript"/>
-        </w:rPr>
-        <w:t>st</w:t>
-      </w:r>
-      <w:r>
-        <w:rPr>
-          <w:rFonts w:ascii="Times New Roman" w:hAnsi="Times New Roman" w:cs="Times New Roman"/>
-          <w:sz w:val="22"/>
-          <w:szCs w:val="22"/>
-        </w:rPr>
-        <w:t xml:space="preserve"> Qu:</w:t>
-      </w:r>
-      <w:r>
-        <w:rPr>
-          <w:rFonts w:ascii="Times New Roman" w:hAnsi="Times New Roman" w:cs="Times New Roman"/>
-          <w:sz w:val="22"/>
-          <w:szCs w:val="22"/>
-        </w:rPr>
-        <w:tab/>
-        <w:t xml:space="preserve"> </w:t>
-      </w:r>
-      <w:r>
-        <w:rPr>
-          <w:rFonts w:ascii="Times New Roman" w:hAnsi="Times New Roman" w:cs="Times New Roman"/>
-          <w:sz w:val="22"/>
-          <w:szCs w:val="22"/>
-        </w:rPr>
-        <w:tab/>
-        <w:t>Median:</w:t>
-      </w:r>
-      <w:r>
-        <w:rPr>
-          <w:rFonts w:ascii="Times New Roman" w:hAnsi="Times New Roman" w:cs="Times New Roman"/>
-          <w:sz w:val="22"/>
-          <w:szCs w:val="22"/>
-        </w:rPr>
-        <w:tab/>
-        <w:t>Mean:</w:t>
-      </w:r>
-      <w:r>
-        <w:rPr>
-          <w:rFonts w:ascii="Times New Roman" w:hAnsi="Times New Roman" w:cs="Times New Roman"/>
-          <w:sz w:val="22"/>
-          <w:szCs w:val="22"/>
-        </w:rPr>
-        <w:tab/>
-      </w:r>
-      <w:r>
-        <w:rPr>
-          <w:rFonts w:ascii="Times New Roman" w:hAnsi="Times New Roman" w:cs="Times New Roman"/>
-          <w:sz w:val="22"/>
-          <w:szCs w:val="22"/>
-        </w:rPr>
-        <w:tab/>
-        <w:t>3</w:t>
-      </w:r>
-      <w:r>
-        <w:rPr>
-          <w:rFonts w:ascii="Times New Roman" w:hAnsi="Times New Roman" w:cs="Times New Roman"/>
-          <w:sz w:val="22"/>
-          <w:szCs w:val="22"/>
-          <w:vertAlign w:val="superscript"/>
-        </w:rPr>
-        <w:t>rd</w:t>
-      </w:r>
-      <w:r>
-        <w:rPr>
-          <w:rFonts w:ascii="Times New Roman" w:hAnsi="Times New Roman" w:cs="Times New Roman"/>
-          <w:sz w:val="22"/>
-          <w:szCs w:val="22"/>
-        </w:rPr>
-        <w:t xml:space="preserve"> Qu:</w:t>
-      </w:r>
-      <w:r>
-        <w:rPr>
-          <w:rFonts w:ascii="Times New Roman" w:hAnsi="Times New Roman" w:cs="Times New Roman"/>
-          <w:sz w:val="22"/>
-          <w:szCs w:val="22"/>
-        </w:rPr>
-        <w:tab/>
-      </w:r>
-      <w:r>
-        <w:rPr>
-          <w:rFonts w:ascii="Times New Roman" w:hAnsi="Times New Roman" w:cs="Times New Roman"/>
-          <w:sz w:val="22"/>
-          <w:szCs w:val="22"/>
-        </w:rPr>
-        <w:tab/>
-        <w:t>Max:</w:t>
-      </w:r>
-      <w:r>
-        <w:rPr>
-          <w:rFonts w:ascii="Times New Roman" w:hAnsi="Times New Roman" w:cs="Times New Roman"/>
-          <w:sz w:val="22"/>
-          <w:szCs w:val="22"/>
-        </w:rPr>
-        <w:tab/>
-      </w:r>
-    </w:p>
-    <w:p>
-      <w:pPr>
-        <w:ind w:left="720"/>
-        <w:rPr>
-          <w:rFonts w:ascii="Times New Roman" w:hAnsi="Times New Roman" w:cs="Times New Roman"/>
-          <w:sz w:val="22"/>
-          <w:szCs w:val="22"/>
-        </w:rPr>
-      </w:pPr>
-      <w:r>
-        <w:rPr>
-          <w:rFonts w:ascii="Times New Roman" w:hAnsi="Times New Roman" w:cs="Times New Roman"/>
-          <w:sz w:val="22"/>
-          <w:szCs w:val="22"/>
-        </w:rPr>
-        <w:t>89.71</w:t>
-      </w:r>
-      <w:r>
-        <w:rPr>
-          <w:rFonts w:ascii="Times New Roman" w:hAnsi="Times New Roman" w:cs="Times New Roman"/>
-          <w:sz w:val="22"/>
-          <w:szCs w:val="22"/>
-        </w:rPr>
-        <w:tab/>
-      </w:r>
-      <w:r>
-        <w:rPr>
-          <w:rFonts w:ascii="Times New Roman" w:hAnsi="Times New Roman" w:cs="Times New Roman"/>
-          <w:sz w:val="22"/>
-          <w:szCs w:val="22"/>
-        </w:rPr>
-        <w:tab/>
-        <w:t>91.</w:t>
-      </w:r>
-      <w:proofErr w:type="gramStart"/>
-      <w:r>
-        <w:rPr>
-          <w:rFonts w:ascii="Times New Roman" w:hAnsi="Times New Roman" w:cs="Times New Roman"/>
-          <w:sz w:val="22"/>
-          <w:szCs w:val="22"/>
-        </w:rPr>
-        <w:t xml:space="preserve">18  </w:t>
-      </w:r>
-      <w:r>
-        <w:rPr>
-          <w:rFonts w:ascii="Times New Roman" w:hAnsi="Times New Roman" w:cs="Times New Roman"/>
-          <w:sz w:val="22"/>
-          <w:szCs w:val="22"/>
-        </w:rPr>
-        <w:tab/>
-      </w:r>
-      <w:proofErr w:type="gramEnd"/>
-      <w:r>
-        <w:rPr>
-          <w:rFonts w:ascii="Times New Roman" w:hAnsi="Times New Roman" w:cs="Times New Roman"/>
-          <w:sz w:val="22"/>
-          <w:szCs w:val="22"/>
-        </w:rPr>
-        <w:tab/>
-        <w:t xml:space="preserve">91.83  </w:t>
-      </w:r>
-      <w:r>
-        <w:rPr>
-          <w:rFonts w:ascii="Times New Roman" w:hAnsi="Times New Roman" w:cs="Times New Roman"/>
-          <w:sz w:val="22"/>
-          <w:szCs w:val="22"/>
-        </w:rPr>
-        <w:tab/>
-      </w:r>
-      <w:r>
-        <w:rPr>
-          <w:rFonts w:ascii="Times New Roman" w:hAnsi="Times New Roman" w:cs="Times New Roman"/>
-          <w:sz w:val="22"/>
-          <w:szCs w:val="22"/>
-        </w:rPr>
-        <w:tab/>
-        <w:t xml:space="preserve">92.25  </w:t>
-      </w:r>
-      <w:r>
-        <w:rPr>
-          <w:rFonts w:ascii="Times New Roman" w:hAnsi="Times New Roman" w:cs="Times New Roman"/>
-          <w:sz w:val="22"/>
-          <w:szCs w:val="22"/>
-        </w:rPr>
-        <w:tab/>
-      </w:r>
-      <w:r>
-        <w:rPr>
-          <w:rFonts w:ascii="Times New Roman" w:hAnsi="Times New Roman" w:cs="Times New Roman"/>
-          <w:sz w:val="22"/>
-          <w:szCs w:val="22"/>
-        </w:rPr>
-        <w:tab/>
-        <w:t xml:space="preserve">92.43  </w:t>
-      </w:r>
-      <w:r>
-        <w:rPr>
-          <w:rFonts w:ascii="Times New Roman" w:hAnsi="Times New Roman" w:cs="Times New Roman"/>
-          <w:sz w:val="22"/>
-          <w:szCs w:val="22"/>
-        </w:rPr>
-        <w:tab/>
-      </w:r>
-      <w:r>
-        <w:rPr>
-          <w:rFonts w:ascii="Times New Roman" w:hAnsi="Times New Roman" w:cs="Times New Roman"/>
-          <w:sz w:val="22"/>
-          <w:szCs w:val="22"/>
-        </w:rPr>
-        <w:tab/>
-        <w:t>106.12</w:t>
-      </w:r>
-    </w:p>
-    <w:p>
-      <w:pPr>
-        <w:pStyle w:val="ListParagraph"/>
-        <w:rPr>
-          <w:rFonts w:ascii="Times New Roman" w:hAnsi="Times New Roman" w:cs="Times New Roman"/>
-        </w:rPr>
-      </w:pPr>
-    </w:p>
-    <w:p>
-      <w:pPr>
-        <w:pStyle w:val="ListParagraph"/>
-        <w:numPr>
-          <w:ilvl w:val="1"/>
-          <w:numId w:val="1"/>
-        </w:numPr>
-        <w:rPr>
-          <w:rFonts w:ascii="Times New Roman" w:hAnsi="Times New Roman" w:cs="Times New Roman"/>
-        </w:rPr>
-      </w:pPr>
-      <w:r>
-        <w:rPr>
-          <w:rFonts w:ascii="Times New Roman" w:hAnsi="Times New Roman" w:cs="Times New Roman"/>
-        </w:rPr>
-        <w:t>Determine which lap(s) would be considered</w:t>
-      </w:r>
-      <w:r>
-        <w:rPr>
-          <w:rFonts w:ascii="Times New Roman" w:hAnsi="Times New Roman" w:cs="Times New Roman"/>
-        </w:rPr>
-        <w:t xml:space="preserve"> an outlier?</w:t>
-      </w:r>
-    </w:p>
-    <w:p>
-      <w:pPr>
-        <w:rPr>
-          <w:rFonts w:ascii="Times New Roman" w:hAnsi="Times New Roman" w:cs="Times New Roman"/>
-        </w:rPr>
-      </w:pPr>
-    </w:p>
-    <w:p>
-      <w:pPr>
-        <w:ind w:left="1080"/>
-        <w:rPr>
-          <w:rFonts w:ascii="Times New Roman" w:hAnsi="Times New Roman" w:cs="Times New Roman"/>
-          <w:color w:val="FF0000"/>
-        </w:rPr>
-      </w:pPr>
-      <w:r>
-        <w:rPr>
-          <w:rFonts w:ascii="Times New Roman" w:hAnsi="Times New Roman" w:cs="Times New Roman"/>
-          <w:b/>
-          <w:color w:val="FF0000"/>
-        </w:rPr>
-        <w:t>1.5 * IQR Rule:</w:t>
-      </w:r>
-      <w:r>
-        <w:rPr>
-          <w:rFonts w:ascii="Times New Roman" w:hAnsi="Times New Roman" w:cs="Times New Roman"/>
-          <w:color w:val="FF0000"/>
-        </w:rPr>
-        <w:br/>
-        <w:t>IQR = 92.43 – 91.18 = 1.25</w:t>
-      </w:r>
-    </w:p>
-    <w:p>
-      <w:pPr>
-        <w:ind w:left="1080"/>
-        <w:rPr>
-          <w:rFonts w:ascii="Times New Roman" w:hAnsi="Times New Roman" w:cs="Times New Roman"/>
-          <w:color w:val="FF0000"/>
-        </w:rPr>
-      </w:pPr>
-      <w:r>
-        <w:rPr>
-          <w:rFonts w:ascii="Times New Roman" w:hAnsi="Times New Roman" w:cs="Times New Roman"/>
-          <w:color w:val="FF0000"/>
-        </w:rPr>
-        <w:t>1.5(IQR) = 1.5(1.25) = 1.875</w:t>
-      </w:r>
-    </w:p>
-    <w:p>
-      <w:pPr>
-        <w:ind w:left="1080"/>
-        <w:rPr>
-          <w:rFonts w:ascii="Times New Roman" w:hAnsi="Times New Roman" w:cs="Times New Roman"/>
-          <w:color w:val="FF0000"/>
-        </w:rPr>
-      </w:pPr>
-      <w:r>
-        <w:rPr>
-          <w:rFonts w:ascii="Times New Roman" w:hAnsi="Times New Roman" w:cs="Times New Roman"/>
-          <w:color w:val="FF0000"/>
-        </w:rPr>
-        <w:t>Q1 – 1.875 = 91.18 – 1.875= 89.305</w:t>
-      </w:r>
-      <w:r>
-        <w:rPr>
-          <w:rFonts w:ascii="Times New Roman" w:hAnsi="Times New Roman" w:cs="Times New Roman"/>
-          <w:color w:val="FF0000"/>
-        </w:rPr>
-        <w:br/>
-        <w:t>Q3 + 1.875 = 92.43 + 1.875= 94.305</w:t>
-      </w:r>
-    </w:p>
-    <w:p>
-      <w:pPr>
-        <w:ind w:left="1080"/>
-        <w:rPr>
-          <w:rFonts w:ascii="Times New Roman" w:hAnsi="Times New Roman" w:cs="Times New Roman"/>
-          <w:color w:val="FF0000"/>
-        </w:rPr>
-      </w:pPr>
-    </w:p>
-    <w:p>
-      <w:pPr>
-        <w:ind w:left="1080"/>
-        <w:rPr>
-          <w:rFonts w:ascii="Times New Roman" w:hAnsi="Times New Roman" w:cs="Times New Roman"/>
-          <w:color w:val="FF0000"/>
-        </w:rPr>
-      </w:pPr>
-      <w:r>
-        <w:rPr>
-          <w:rFonts w:ascii="Times New Roman" w:hAnsi="Times New Roman" w:cs="Times New Roman"/>
-          <w:color w:val="FF0000"/>
-        </w:rPr>
-        <w:t xml:space="preserve">By the </w:t>
-      </w:r>
-      <w:r>
-        <w:rPr>
-          <w:rFonts w:ascii="Times New Roman" w:hAnsi="Times New Roman" w:cs="Times New Roman"/>
-          <w:color w:val="FF0000"/>
-        </w:rPr>
-        <w:t xml:space="preserve">1.5 </w:t>
-      </w:r>
-      <w:r>
-        <w:rPr>
-          <w:rFonts w:ascii="Times New Roman" w:hAnsi="Times New Roman" w:cs="Times New Roman"/>
-          <w:color w:val="FF0000"/>
-        </w:rPr>
-        <w:t xml:space="preserve">IQR Rule, </w:t>
-      </w:r>
-      <w:r>
-        <w:rPr>
-          <w:rFonts w:ascii="Times New Roman" w:hAnsi="Times New Roman" w:cs="Times New Roman"/>
-          <w:color w:val="FF0000"/>
-        </w:rPr>
-        <w:t xml:space="preserve">only the three longest laps would be outliers as they are all above the upper bound of 94.305. (There is a lap at 94.26 sec. While not an outlier </w:t>
-      </w:r>
-      <w:r>
-        <w:rPr>
-          <w:rFonts w:ascii="Times New Roman" w:hAnsi="Times New Roman" w:cs="Times New Roman"/>
-          <w:color w:val="FF0000"/>
-        </w:rPr>
-        <w:lastRenderedPageBreak/>
-        <w:t>according to this rule, it is visually close enough to the upper bound that students might label it as such if they don’t also have access to the data set.)</w:t>
-      </w:r>
-    </w:p>
-    <w:p>
-      <w:pPr>
-        <w:rPr>
-          <w:rFonts w:ascii="Times New Roman" w:hAnsi="Times New Roman" w:cs="Times New Roman"/>
-        </w:rPr>
-      </w:pPr>
-    </w:p>
-    <w:p>
-      <w:pPr>
-        <w:pStyle w:val="ListParagraph"/>
-        <w:rPr>
-          <w:rFonts w:ascii="Times New Roman" w:hAnsi="Times New Roman" w:cs="Times New Roman"/>
-        </w:rPr>
-      </w:pPr>
-    </w:p>
-    <w:p>
-      <w:pPr>
-        <w:pStyle w:val="ListParagraph"/>
-        <w:numPr>
-          <w:ilvl w:val="0"/>
-          <w:numId w:val="1"/>
-        </w:numPr>
-        <w:rPr>
-          <w:rFonts w:ascii="Times New Roman" w:hAnsi="Times New Roman" w:cs="Times New Roman"/>
-        </w:rPr>
-      </w:pPr>
-      <w:r>
-        <w:rPr>
-          <w:rFonts w:ascii="Times New Roman" w:hAnsi="Times New Roman" w:cs="Times New Roman"/>
-        </w:rPr>
-        <w:t>Given the general description of an F1 race above, what is one reason that there are some laps that are so far away from the rest of the data?</w:t>
-      </w:r>
-    </w:p>
-    <w:p>
-      <w:pPr>
-        <w:rPr>
-          <w:rFonts w:ascii="Times New Roman" w:hAnsi="Times New Roman" w:cs="Times New Roman"/>
-        </w:rPr>
-      </w:pPr>
-    </w:p>
-    <w:p>
-      <w:pPr>
-        <w:ind w:left="720"/>
-        <w:rPr>
-          <w:rFonts w:ascii="Times New Roman" w:hAnsi="Times New Roman" w:cs="Times New Roman"/>
-          <w:color w:val="FF0000"/>
-        </w:rPr>
-      </w:pPr>
-      <w:r>
-        <w:rPr>
-          <w:rFonts w:ascii="Times New Roman" w:hAnsi="Times New Roman" w:cs="Times New Roman"/>
-          <w:color w:val="FF0000"/>
-        </w:rPr>
-        <w:t xml:space="preserve">Answers may vary. One possible answer: In a race with no crashes like the Miami GP, pit stop lengths are likely the reason for outliers </w:t>
-      </w:r>
-    </w:p>
-    <w:p>
-      <w:pPr>
-        <w:rPr>
-          <w:rFonts w:ascii="Times New Roman" w:hAnsi="Times New Roman" w:cs="Times New Roman"/>
-        </w:rPr>
-      </w:pPr>
-    </w:p>
-    <w:p>
-      <w:pPr>
-        <w:pStyle w:val="ListParagraph"/>
-        <w:numPr>
-          <w:ilvl w:val="0"/>
-          <w:numId w:val="1"/>
-        </w:numPr>
-        <w:rPr>
-          <w:rFonts w:ascii="Times New Roman" w:hAnsi="Times New Roman" w:cs="Times New Roman"/>
-        </w:rPr>
-      </w:pPr>
-      <w:r>
-        <w:rPr>
-          <w:rFonts w:ascii="Times New Roman" w:hAnsi="Times New Roman" w:cs="Times New Roman"/>
-        </w:rPr>
-        <w:t xml:space="preserve">Would removing these lap times provide a more accurate analysis of a driver’s or contractor’s race?  </w:t>
-      </w:r>
-    </w:p>
-    <w:p>
-      <w:pPr>
-        <w:rPr>
-          <w:rFonts w:ascii="Times New Roman" w:hAnsi="Times New Roman" w:cs="Times New Roman"/>
-        </w:rPr>
-      </w:pPr>
-    </w:p>
-    <w:p>
-      <w:pPr>
-        <w:ind w:left="720"/>
-        <w:rPr>
-          <w:rFonts w:ascii="Times New Roman" w:hAnsi="Times New Roman" w:cs="Times New Roman"/>
-          <w:color w:val="FF0000"/>
-        </w:rPr>
-      </w:pPr>
-      <w:r>
-        <w:rPr>
-          <w:rFonts w:ascii="Times New Roman" w:hAnsi="Times New Roman" w:cs="Times New Roman"/>
-          <w:color w:val="FF0000"/>
-        </w:rPr>
-        <w:t>Answers may vary. One possible answe</w:t>
-      </w:r>
-      <w:r>
-        <w:rPr>
-          <w:rFonts w:ascii="Times New Roman" w:hAnsi="Times New Roman" w:cs="Times New Roman"/>
-          <w:color w:val="FF0000"/>
-        </w:rPr>
-        <w:t>r: Yes</w:t>
-      </w:r>
-      <w:r>
-        <w:rPr>
-          <w:rFonts w:ascii="Times New Roman" w:hAnsi="Times New Roman" w:cs="Times New Roman"/>
-          <w:color w:val="FF0000"/>
-        </w:rPr>
-        <w:t xml:space="preserve">, </w:t>
-      </w:r>
-      <w:r>
-        <w:rPr>
-          <w:rFonts w:ascii="Times New Roman" w:hAnsi="Times New Roman" w:cs="Times New Roman"/>
-          <w:color w:val="FF0000"/>
-        </w:rPr>
-        <w:t xml:space="preserve">it could be helpful to remove outliers </w:t>
-      </w:r>
-      <w:r>
-        <w:rPr>
-          <w:rFonts w:ascii="Times New Roman" w:hAnsi="Times New Roman" w:cs="Times New Roman"/>
-          <w:color w:val="FF0000"/>
-        </w:rPr>
-        <w:t xml:space="preserve">that way we </w:t>
-      </w:r>
-      <w:r>
-        <w:rPr>
-          <w:rFonts w:ascii="Times New Roman" w:hAnsi="Times New Roman" w:cs="Times New Roman"/>
-          <w:color w:val="FF0000"/>
-        </w:rPr>
-        <w:t>can see</w:t>
-      </w:r>
-      <w:r>
-        <w:rPr>
-          <w:rFonts w:ascii="Times New Roman" w:hAnsi="Times New Roman" w:cs="Times New Roman"/>
-          <w:color w:val="FF0000"/>
-        </w:rPr>
-        <w:t xml:space="preserve"> </w:t>
-      </w:r>
-      <w:r>
-        <w:rPr>
-          <w:rFonts w:ascii="Times New Roman" w:hAnsi="Times New Roman" w:cs="Times New Roman"/>
-          <w:color w:val="FF0000"/>
-        </w:rPr>
-        <w:t>the majority</w:t>
-      </w:r>
-      <w:r>
-        <w:rPr>
-          <w:rFonts w:ascii="Times New Roman" w:hAnsi="Times New Roman" w:cs="Times New Roman"/>
-          <w:color w:val="FF0000"/>
-        </w:rPr>
-        <w:t xml:space="preserve"> spread of the laps in </w:t>
-      </w:r>
-      <w:proofErr w:type="gramStart"/>
-      <w:r>
-        <w:rPr>
-          <w:rFonts w:ascii="Times New Roman" w:hAnsi="Times New Roman" w:cs="Times New Roman"/>
-          <w:color w:val="FF0000"/>
-        </w:rPr>
-        <w:t xml:space="preserve">a </w:t>
-      </w:r>
-      <w:r>
-        <w:rPr>
-          <w:rFonts w:ascii="Times New Roman" w:hAnsi="Times New Roman" w:cs="Times New Roman"/>
-          <w:color w:val="FF0000"/>
-        </w:rPr>
-        <w:t>g</w:t>
-      </w:r>
-      <w:r>
-        <w:rPr>
-          <w:rFonts w:ascii="Times New Roman" w:hAnsi="Times New Roman" w:cs="Times New Roman"/>
-          <w:color w:val="FF0000"/>
-        </w:rPr>
-        <w:t>rand</w:t>
-      </w:r>
-      <w:r>
-        <w:rPr>
-          <w:rFonts w:ascii="Times New Roman" w:hAnsi="Times New Roman" w:cs="Times New Roman"/>
-          <w:color w:val="FF0000"/>
-        </w:rPr>
-        <w:t xml:space="preserve"> p</w:t>
-      </w:r>
-      <w:r>
-        <w:rPr>
-          <w:rFonts w:ascii="Times New Roman" w:hAnsi="Times New Roman" w:cs="Times New Roman"/>
-          <w:color w:val="FF0000"/>
-        </w:rPr>
-        <w:t>rix</w:t>
-      </w:r>
-      <w:proofErr w:type="gramEnd"/>
-      <w:r>
-        <w:rPr>
-          <w:rFonts w:ascii="Times New Roman" w:hAnsi="Times New Roman" w:cs="Times New Roman"/>
-          <w:color w:val="FF0000"/>
-        </w:rPr>
-        <w:t xml:space="preserve">. </w:t>
-      </w:r>
-    </w:p>
-    <w:p>
-      <w:pPr>
-        <w:ind w:left="720"/>
-        <w:rPr>
-          <w:rFonts w:ascii="Times New Roman" w:hAnsi="Times New Roman" w:cs="Times New Roman"/>
-          <w:color w:val="FF0000"/>
-        </w:rPr>
-      </w:pPr>
-    </w:p>
-    <w:p>
-      <w:pPr>
-        <w:ind w:left="720"/>
-        <w:rPr>
-          <w:rFonts w:ascii="Times New Roman" w:hAnsi="Times New Roman" w:cs="Times New Roman"/>
-          <w:color w:val="FF0000"/>
-        </w:rPr>
-      </w:pPr>
-      <w:r>
-        <w:rPr>
-          <w:rFonts w:ascii="Times New Roman" w:hAnsi="Times New Roman" w:cs="Times New Roman"/>
-          <w:color w:val="FF0000"/>
-        </w:rPr>
-        <w:t xml:space="preserve">Helpful data to have </w:t>
-      </w:r>
-      <w:r>
-        <w:rPr>
-          <w:rFonts w:ascii="Times New Roman" w:hAnsi="Times New Roman" w:cs="Times New Roman"/>
-          <w:color w:val="FF0000"/>
-        </w:rPr>
-        <w:t xml:space="preserve">to include outliers </w:t>
-      </w:r>
-      <w:r>
-        <w:rPr>
-          <w:rFonts w:ascii="Times New Roman" w:hAnsi="Times New Roman" w:cs="Times New Roman"/>
-          <w:color w:val="FF0000"/>
-        </w:rPr>
-        <w:t xml:space="preserve">would be length of pit stops on those laps in order to calculate the “base” lap time. </w:t>
-      </w:r>
-    </w:p>
-    <w:p>
-      <w:pPr>
-        <w:rPr>
-          <w:rFonts w:ascii="Times New Roman" w:hAnsi="Times New Roman" w:cs="Times New Roman"/>
-        </w:rPr>
-      </w:pPr>
-    </w:p>
-    <w:p>
-      <w:pPr>
-        <w:rPr>
-          <w:rFonts w:ascii="Times New Roman" w:hAnsi="Times New Roman" w:cs="Times New Roman"/>
-        </w:rPr>
-      </w:pPr>
-    </w:p>
-    <w:p>
-      <w:pPr>
-        <w:pStyle w:val="ListParagraph"/>
-        <w:numPr>
-          <w:ilvl w:val="0"/>
-          <w:numId w:val="1"/>
-        </w:numPr>
-        <w:rPr>
-          <w:rFonts w:ascii="Times New Roman" w:hAnsi="Times New Roman" w:cs="Times New Roman"/>
-        </w:rPr>
-      </w:pPr>
-      <w:r>
-        <w:rPr>
-          <w:rFonts w:ascii="Times New Roman" w:hAnsi="Times New Roman" w:cs="Times New Roman"/>
-          <w:noProof/>
+        <w:autoSpaceDE w:val="0"/>
+        <w:autoSpaceDN w:val="0"/>
+        <w:adjustRightInd w:val="0"/>
+        <w:rPr>
+          <w:rFonts w:ascii="Segoe UI" w:hAnsi="Segoe UI" w:cs="Segoe UI"/>
+          <w:color w:val="000000"/>
+          <w:kern w:val="0"/>
+          <w:sz w:val="18"/>
+          <w:szCs w:val="18"/>
+        </w:rPr>
+      </w:pPr>
+    </w:p>
+    <w:p>
+      <w:pPr>
+        <w:rPr>
+          <w:rFonts w:ascii="Times New Roman" w:hAnsi="Times New Roman" w:cs="Times New Roman"/>
+        </w:rPr>
+      </w:pPr>
+      <w:r>
+        <w:rPr>
+          <w:rFonts w:ascii="Times New Roman" w:hAnsi="Times New Roman" w:cs="Times New Roman"/>
         </w:rPr>
         <w:drawing>
-          <wp:anchor distT="0" distB="0" distL="114300" distR="114300" simplePos="0" relativeHeight="251663360" behindDoc="0" locked="0" layoutInCell="1" allowOverlap="1" wp14:anchorId="0612C286" wp14:editId="144625D9">
-            <wp:simplePos x="0" y="0"/>
-            <wp:positionH relativeFrom="column">
-              <wp:posOffset>3906520</wp:posOffset>
-            </wp:positionH>
-            <wp:positionV relativeFrom="paragraph">
-              <wp:posOffset>36195</wp:posOffset>
-            </wp:positionV>
-            <wp:extent cx="2737485" cy="2499995"/>
-            <wp:effectExtent l="0" t="0" r="5715" b="1905"/>
-            <wp:wrapSquare wrapText="bothSides"/>
-            <wp:docPr id="372611759" name="Picture 1" descr="A graph with blue bars&#10;&#10;Description automatically generated"/>
+          <wp:inline distT="0" distB="0" distL="0" distR="0" wp14:anchorId="0BCC5046" wp14:editId="3830397D">
+            <wp:extent cx="3665538" cy="2149026"/>
+            <wp:effectExtent l="0" t="0" r="0" b="3810"/>
+            <wp:docPr id="5" name="Picture 5"/>
             <wp:cNvGraphicFramePr>
               <a:graphicFrameLocks xmlns:a="http://schemas.openxmlformats.org/drawingml/2006/main" noChangeAspect="1"/>
             </wp:cNvGraphicFramePr>
@@ -1020,17 +568,11 @@
               <a:graphicData uri="http://schemas.openxmlformats.org/drawingml/2006/picture">
                 <pic:pic xmlns:pic="http://schemas.openxmlformats.org/drawingml/2006/picture">
                   <pic:nvPicPr>
-                    <pic:cNvPr id="372611759" name="Picture 1" descr="A graph with blue bars&#10;&#10;Description automatically generated"/>
+                    <pic:cNvPr id="1" name=""/>
                     <pic:cNvPicPr/>
                   </pic:nvPicPr>
                   <pic:blipFill>
-                    <a:blip r:embed="rId8" cstate="print">
-                      <a:extLst>
-                        <a:ext uri="{28A0092B-C50C-407E-A947-70E740481C1C}">
-                          <a14:useLocalDpi xmlns:a14="http://schemas.microsoft.com/office/drawing/2010/main" val="0"/>
-                        </a:ext>
-                      </a:extLst>
-                    </a:blip>
+                    <a:blip r:embed="rId8"/>
                     <a:stretch>
                       <a:fillRect/>
                     </a:stretch>
@@ -1038,7 +580,7 @@
                   <pic:spPr>
                     <a:xfrm>
                       <a:off x="0" y="0"/>
-                      <a:ext cx="2737485" cy="2499995"/>
+                      <a:ext cx="3665538" cy="2149026"/>
                     </a:xfrm>
                     <a:prstGeom prst="rect">
                       <a:avLst/>
@@ -1047,21 +589,9 @@
                 </pic:pic>
               </a:graphicData>
             </a:graphic>
-            <wp14:sizeRelH relativeFrom="page">
-              <wp14:pctWidth>0</wp14:pctWidth>
-            </wp14:sizeRelH>
-            <wp14:sizeRelV relativeFrom="page">
-              <wp14:pctHeight>0</wp14:pctHeight>
-            </wp14:sizeRelV>
-          </wp:anchor>
+          </wp:inline>
         </w:drawing>
       </w:r>
-      <w:r>
-        <w:rPr>
-          <w:rFonts w:ascii="Times New Roman" w:hAnsi="Times New Roman" w:cs="Times New Roman"/>
-        </w:rPr>
-        <w:t>Describe the histogram with outliers removed from the data</w:t>
-      </w:r>
     </w:p>
     <w:p>
       <w:pPr>
@@ -1075,22 +605,13 @@
         <w:ind w:left="720"/>
         <w:rPr>
           <w:rFonts w:ascii="Times New Roman" w:hAnsi="Times New Roman" w:cs="Times New Roman"/>
-          <w:color w:val="FF0000"/>
-        </w:rPr>
-      </w:pPr>
-      <w:r>
-        <w:rPr>
-          <w:rFonts w:ascii="Times New Roman" w:hAnsi="Times New Roman" w:cs="Times New Roman"/>
-          <w:color w:val="FF0000"/>
-        </w:rPr>
-        <w:t xml:space="preserve">Shape: Unimodal, approximately </w:t>
-      </w:r>
-      <w:r>
-        <w:rPr>
-          <w:rFonts w:ascii="Times New Roman" w:hAnsi="Times New Roman" w:cs="Times New Roman"/>
-          <w:color w:val="FF0000"/>
-        </w:rPr>
-        <w:t>symmetric</w:t>
+        </w:rPr>
+      </w:pPr>
+      <w:r>
+        <w:rPr>
+          <w:rFonts w:ascii="Times New Roman" w:hAnsi="Times New Roman" w:cs="Times New Roman"/>
+        </w:rPr>
+        <w:t>According to the 1.5 × IQR rule, which lap time(s) would be considered outliers? If possible, identify the corresponding lap number(s). Does this match what you visually noticed in the histogram?</w:t>
       </w:r>
     </w:p>
     <w:p>
@@ -1098,46 +619,133 @@
         <w:ind w:left="720"/>
         <w:rPr>
           <w:rFonts w:ascii="Times New Roman" w:hAnsi="Times New Roman" w:cs="Times New Roman"/>
-          <w:color w:val="FF0000"/>
-        </w:rPr>
-      </w:pPr>
-      <w:r>
-        <w:rPr>
-          <w:rFonts w:ascii="Times New Roman" w:hAnsi="Times New Roman" w:cs="Times New Roman"/>
-          <w:color w:val="FF0000"/>
-        </w:rPr>
-        <w:t>Center: Around 92 seconds</w:t>
-      </w:r>
-    </w:p>
-    <w:p>
-      <w:pPr>
-        <w:ind w:left="720"/>
-        <w:rPr>
-          <w:rFonts w:ascii="Times New Roman" w:hAnsi="Times New Roman" w:cs="Times New Roman"/>
-          <w:color w:val="FF0000"/>
-        </w:rPr>
-      </w:pPr>
-      <w:r>
-        <w:rPr>
-          <w:rFonts w:ascii="Times New Roman" w:hAnsi="Times New Roman" w:cs="Times New Roman"/>
-          <w:color w:val="FF0000"/>
-        </w:rPr>
-        <w:t>Spread: Most of the data located around 90 to 93 seconds</w:t>
-      </w:r>
-      <w:r>
-        <w:rPr>
-          <w:rFonts w:ascii="Times New Roman" w:hAnsi="Times New Roman" w:cs="Times New Roman"/>
-          <w:color w:val="FF0000"/>
-        </w:rPr>
-        <w:t>, no outliers</w:t>
-      </w:r>
-    </w:p>
-    <w:p>
-      <w:pPr>
-        <w:ind w:left="720"/>
-        <w:rPr>
-          <w:rFonts w:ascii="Times New Roman" w:hAnsi="Times New Roman" w:cs="Times New Roman"/>
-          <w:color w:val="FF0000"/>
+        </w:rPr>
+      </w:pPr>
+    </w:p>
+    <w:p>
+      <w:pPr>
+        <w:ind w:left="1080"/>
+        <w:rPr>
+          <w:rFonts w:ascii="Times New Roman" w:hAnsi="Times New Roman" w:cs="Times New Roman"/>
+          <w:color w:val="FF0000"/>
+        </w:rPr>
+      </w:pPr>
+      <w:r>
+        <w:rPr>
+          <w:rFonts w:ascii="Times New Roman" w:hAnsi="Times New Roman" w:cs="Times New Roman"/>
+          <w:b/>
+          <w:color w:val="FF0000"/>
+        </w:rPr>
+        <w:t>1.5 * IQR Rule:</w:t>
+      </w:r>
+      <w:r>
+        <w:rPr>
+          <w:rFonts w:ascii="Times New Roman" w:hAnsi="Times New Roman" w:cs="Times New Roman"/>
+          <w:color w:val="FF0000"/>
+        </w:rPr>
+        <w:br/>
+        <w:t>IQR = 92.43 – 91.18 = 1.25</w:t>
+      </w:r>
+    </w:p>
+    <w:p>
+      <w:pPr>
+        <w:ind w:left="1080"/>
+        <w:rPr>
+          <w:rFonts w:ascii="Times New Roman" w:hAnsi="Times New Roman" w:cs="Times New Roman"/>
+          <w:color w:val="FF0000"/>
+        </w:rPr>
+      </w:pPr>
+      <w:r>
+        <w:rPr>
+          <w:rFonts w:ascii="Times New Roman" w:hAnsi="Times New Roman" w:cs="Times New Roman"/>
+          <w:color w:val="FF0000"/>
+        </w:rPr>
+        <w:t>1.5(IQR) = 1.5(1.25) = 1.875</w:t>
+      </w:r>
+    </w:p>
+    <w:p>
+      <w:pPr>
+        <w:ind w:left="1080"/>
+        <w:rPr>
+          <w:rFonts w:ascii="Times New Roman" w:hAnsi="Times New Roman" w:cs="Times New Roman"/>
+          <w:color w:val="FF0000"/>
+        </w:rPr>
+      </w:pPr>
+      <w:r>
+        <w:rPr>
+          <w:rFonts w:ascii="Times New Roman" w:hAnsi="Times New Roman" w:cs="Times New Roman"/>
+          <w:color w:val="FF0000"/>
+        </w:rPr>
+        <w:t>Q1 – 1.875 = 91.18 – 1.875= 89.305</w:t>
+      </w:r>
+      <w:r>
+        <w:rPr>
+          <w:rFonts w:ascii="Times New Roman" w:hAnsi="Times New Roman" w:cs="Times New Roman"/>
+          <w:color w:val="FF0000"/>
+        </w:rPr>
+        <w:br/>
+        <w:t>Q3 + 1.875 = 92.43 + 1.875= 94.305</w:t>
+      </w:r>
+    </w:p>
+    <w:p>
+      <w:pPr>
+        <w:ind w:left="1080"/>
+        <w:rPr>
+          <w:rFonts w:ascii="Times New Roman" w:hAnsi="Times New Roman" w:cs="Times New Roman"/>
+          <w:color w:val="FF0000"/>
+        </w:rPr>
+      </w:pPr>
+    </w:p>
+    <w:p>
+      <w:pPr>
+        <w:ind w:left="1080"/>
+        <w:rPr>
+          <w:rFonts w:ascii="Times New Roman" w:hAnsi="Times New Roman" w:cs="Times New Roman"/>
+          <w:color w:val="FF0000"/>
+        </w:rPr>
+      </w:pPr>
+      <w:r>
+        <w:rPr>
+          <w:rFonts w:ascii="Times New Roman" w:hAnsi="Times New Roman" w:cs="Times New Roman"/>
+          <w:color w:val="FF0000"/>
+        </w:rPr>
+        <w:lastRenderedPageBreak/>
+        <w:t xml:space="preserve">By the </w:t>
+      </w:r>
+      <w:r>
+        <w:rPr>
+          <w:rFonts w:ascii="Times New Roman" w:hAnsi="Times New Roman" w:cs="Times New Roman"/>
+          <w:color w:val="FF0000"/>
+        </w:rPr>
+        <w:t xml:space="preserve">1.5 </w:t>
+      </w:r>
+      <w:r>
+        <w:rPr>
+          <w:rFonts w:ascii="Times New Roman" w:hAnsi="Times New Roman" w:cs="Times New Roman"/>
+          <w:color w:val="FF0000"/>
+        </w:rPr>
+        <w:t xml:space="preserve">IQR Rule, </w:t>
+      </w:r>
+      <w:r>
+        <w:rPr>
+          <w:rFonts w:ascii="Times New Roman" w:hAnsi="Times New Roman" w:cs="Times New Roman"/>
+          <w:color w:val="FF0000"/>
+        </w:rPr>
+        <w:t>only the three longest laps would be outliers as they are all above the upper bound of 94.305. (There is a lap at 94.26 sec. While not an outlier according to this rule, it is visually close enough to the upper bound that students might label it as such if they don’t also have access to the data set.)</w:t>
+      </w:r>
+    </w:p>
+    <w:p>
+      <w:pPr>
+        <w:rPr>
+          <w:rFonts w:ascii="Times New Roman" w:hAnsi="Times New Roman" w:cs="Times New Roman"/>
+        </w:rPr>
+      </w:pPr>
+    </w:p>
+    <w:p>
+      <w:pPr>
+        <w:pStyle w:val="ListParagraph"/>
+        <w:rPr>
+          <w:rFonts w:ascii="Times New Roman" w:hAnsi="Times New Roman" w:cs="Times New Roman"/>
         </w:rPr>
       </w:pPr>
     </w:p>
@@ -1150,22 +758,20 @@
         </w:numPr>
         <w:rPr>
           <w:rFonts w:ascii="Times New Roman" w:hAnsi="Times New Roman" w:cs="Times New Roman"/>
-          <w:color w:val="000000" w:themeColor="text1"/>
-        </w:rPr>
-      </w:pPr>
-      <w:r>
-        <w:rPr>
-          <w:rFonts w:ascii="Times New Roman" w:hAnsi="Times New Roman" w:cs="Times New Roman"/>
-          <w:color w:val="000000" w:themeColor="text1"/>
-        </w:rPr>
-        <w:t>Would you expect the mean and median lap time to increase or decrease after the outliers are removed? Why?</w:t>
-      </w:r>
-    </w:p>
-    <w:p>
-      <w:pPr>
-        <w:rPr>
-          <w:rFonts w:ascii="Times New Roman" w:hAnsi="Times New Roman" w:cs="Times New Roman"/>
-          <w:color w:val="000000" w:themeColor="text1"/>
+        </w:rPr>
+      </w:pPr>
+      <w:r>
+        <w:rPr>
+          <w:rFonts w:ascii="Times New Roman" w:hAnsi="Times New Roman" w:cs="Times New Roman"/>
+        </w:rPr>
+        <w:t>Based on the description of an F1 race above, what is one possible race-related explanation for one of the high outliers identified using the 1.5 × IQR rule?</w:t>
+      </w:r>
+    </w:p>
+    <w:p>
+      <w:pPr>
+        <w:pStyle w:val="ListParagraph"/>
+        <w:rPr>
+          <w:rFonts w:ascii="Times New Roman" w:hAnsi="Times New Roman" w:cs="Times New Roman"/>
         </w:rPr>
       </w:pPr>
     </w:p>
@@ -1182,7 +788,7 @@
           <w:rFonts w:ascii="Times New Roman" w:hAnsi="Times New Roman" w:cs="Times New Roman"/>
           <w:color w:val="FF0000"/>
         </w:rPr>
-        <w:t xml:space="preserve">Mean and median would decrease, because all of the outliers in the data were above Q3 + 1.5(IQR), meaning that the data will shift left. </w:t>
+        <w:t>One possible reason is a pit stop. During a pit stop, the driver must slow down, enter pit lane, stop while the team changes tires, and then rejoin the race. This can make that lap much slower than the rest of the driver’s laps.</w:t>
       </w:r>
     </w:p>
     <w:p>
@@ -1207,23 +813,135 @@
           <w:rFonts w:ascii="Times New Roman" w:hAnsi="Times New Roman" w:cs="Times New Roman"/>
           <w:color w:val="FF0000"/>
         </w:rPr>
-        <w:t xml:space="preserve">New median: </w:t>
-      </w:r>
-      <w:r>
-        <w:rPr>
-          <w:rFonts w:ascii="Times New Roman" w:hAnsi="Times New Roman" w:cs="Times New Roman"/>
-          <w:color w:val="FF0000"/>
-        </w:rPr>
-        <w:tab/>
-      </w:r>
-      <w:r>
-        <w:rPr>
-          <w:rFonts w:ascii="Times New Roman" w:hAnsi="Times New Roman" w:cs="Times New Roman"/>
-          <w:color w:val="FF0000"/>
-        </w:rPr>
-        <w:tab/>
-        <w:t>New mean:</w:t>
-      </w:r>
+        <w:t xml:space="preserve">Students with knowledge of F1 racing might also mention </w:t>
+      </w:r>
+      <w:r>
+        <w:rPr>
+          <w:rFonts w:ascii="Times New Roman" w:hAnsi="Times New Roman" w:cs="Times New Roman"/>
+          <w:color w:val="FF0000"/>
+        </w:rPr>
+        <w:t xml:space="preserve">fuel load, </w:t>
+      </w:r>
+      <w:r>
+        <w:rPr>
+          <w:rFonts w:ascii="Times New Roman" w:hAnsi="Times New Roman" w:cs="Times New Roman"/>
+          <w:color w:val="FF0000"/>
+        </w:rPr>
+        <w:t>tire wear, traffic, or the first lap of the race as possible reasons for slower lap times. For example, a driver may lose time when stuck behind another car, when attempting a pass, or when managing older tires near the end of a tire stint.</w:t>
+      </w:r>
+    </w:p>
+    <w:p>
+      <w:pPr>
+        <w:rPr>
+          <w:rFonts w:ascii="Times New Roman" w:hAnsi="Times New Roman" w:cs="Times New Roman"/>
+          <w:color w:val="FF0000"/>
+        </w:rPr>
+      </w:pPr>
+    </w:p>
+    <w:p>
+      <w:pPr>
+        <w:rPr>
+          <w:rFonts w:ascii="Times New Roman" w:hAnsi="Times New Roman" w:cs="Times New Roman"/>
+        </w:rPr>
+      </w:pPr>
+      <w:r>
+        <w:rPr>
+          <w:rFonts w:ascii="Times New Roman" w:hAnsi="Times New Roman" w:cs="Times New Roman"/>
+        </w:rPr>
+        <w:t xml:space="preserve">Part 2: </w:t>
+      </w:r>
+      <w:r>
+        <w:rPr>
+          <w:rFonts w:ascii="Times New Roman" w:hAnsi="Times New Roman" w:cs="Times New Roman"/>
+        </w:rPr>
+        <w:t xml:space="preserve"> Incorporating Lap Number into Analysis</w:t>
+      </w:r>
+    </w:p>
+    <w:p>
+      <w:pPr>
+        <w:rPr>
+          <w:rFonts w:ascii="Times New Roman" w:hAnsi="Times New Roman" w:cs="Times New Roman"/>
+        </w:rPr>
+      </w:pPr>
+    </w:p>
+    <w:p>
+      <w:pPr>
+        <w:pStyle w:val="ListParagraph"/>
+        <w:numPr>
+          <w:ilvl w:val="0"/>
+          <w:numId w:val="1"/>
+        </w:numPr>
+        <w:rPr>
+          <w:rFonts w:ascii="Times New Roman" w:hAnsi="Times New Roman" w:cs="Times New Roman"/>
+        </w:rPr>
+      </w:pPr>
+      <w:r>
+        <w:rPr>
+          <w:rFonts w:ascii="Times New Roman" w:hAnsi="Times New Roman" w:cs="Times New Roman"/>
+        </w:rPr>
+        <w:t>The graph below plots Max Verstappen’s lap time against lap number for the 2023 Miami Grand Prix. Describe the overall pattern in his lap times over the course of the race. Be sure to comment on any unusual laps.</w:t>
+      </w:r>
+    </w:p>
+    <w:p>
+      <w:pPr>
+        <w:rPr>
+          <w:rFonts w:ascii="Times New Roman" w:hAnsi="Times New Roman" w:cs="Times New Roman"/>
+        </w:rPr>
+      </w:pPr>
+    </w:p>
+    <w:p>
+      <w:pPr>
+        <w:rPr>
+          <w:rFonts w:ascii="Times New Roman" w:hAnsi="Times New Roman" w:cs="Times New Roman"/>
+        </w:rPr>
+      </w:pPr>
+      <w:r>
+        <w:rPr>
+          <w:rFonts w:ascii="Times New Roman" w:hAnsi="Times New Roman" w:cs="Times New Roman"/>
+        </w:rPr>
+        <w:drawing>
+          <wp:inline distT="0" distB="0" distL="0" distR="0" wp14:anchorId="5D3A0FC5" wp14:editId="177BE4EA">
+            <wp:extent cx="5685013" cy="2293819"/>
+            <wp:effectExtent l="0" t="0" r="0" b="0"/>
+            <wp:docPr id="8" name="Picture 8"/>
+            <wp:cNvGraphicFramePr>
+              <a:graphicFrameLocks xmlns:a="http://schemas.openxmlformats.org/drawingml/2006/main" noChangeAspect="1"/>
+            </wp:cNvGraphicFramePr>
+            <a:graphic xmlns:a="http://schemas.openxmlformats.org/drawingml/2006/main">
+              <a:graphicData uri="http://schemas.openxmlformats.org/drawingml/2006/picture">
+                <pic:pic xmlns:pic="http://schemas.openxmlformats.org/drawingml/2006/picture">
+                  <pic:nvPicPr>
+                    <pic:cNvPr id="1" name=""/>
+                    <pic:cNvPicPr/>
+                  </pic:nvPicPr>
+                  <pic:blipFill>
+                    <a:blip r:embed="rId9"/>
+                    <a:stretch>
+                      <a:fillRect/>
+                    </a:stretch>
+                  </pic:blipFill>
+                  <pic:spPr>
+                    <a:xfrm>
+                      <a:off x="0" y="0"/>
+                      <a:ext cx="5685013" cy="2293819"/>
+                    </a:xfrm>
+                    <a:prstGeom prst="rect">
+                      <a:avLst/>
+                    </a:prstGeom>
+                  </pic:spPr>
+                </pic:pic>
+              </a:graphicData>
+            </a:graphic>
+          </wp:inline>
+        </w:drawing>
+      </w:r>
+    </w:p>
+    <w:p>
+      <w:pPr>
+        <w:rPr>
+          <w:rFonts w:ascii="Times New Roman" w:hAnsi="Times New Roman" w:cs="Times New Roman"/>
+        </w:rPr>
+      </w:pPr>
     </w:p>
     <w:p>
       <w:pPr>
@@ -1233,47 +951,367 @@
           <w:color w:val="FF0000"/>
         </w:rPr>
       </w:pPr>
-      <w:proofErr w:type="gramStart"/>
-      <w:r>
-        <w:rPr>
-          <w:rFonts w:ascii="Times New Roman" w:hAnsi="Times New Roman" w:cs="Times New Roman"/>
-          <w:color w:val="FF0000"/>
-        </w:rPr>
-        <w:t xml:space="preserve">91.80  </w:t>
-      </w:r>
-      <w:r>
-        <w:rPr>
-          <w:rFonts w:ascii="Times New Roman" w:hAnsi="Times New Roman" w:cs="Times New Roman"/>
-          <w:color w:val="FF0000"/>
-        </w:rPr>
-        <w:tab/>
-      </w:r>
-      <w:proofErr w:type="gramEnd"/>
-      <w:r>
-        <w:rPr>
-          <w:rFonts w:ascii="Times New Roman" w:hAnsi="Times New Roman" w:cs="Times New Roman"/>
-          <w:color w:val="FF0000"/>
-        </w:rPr>
-        <w:tab/>
-      </w:r>
-      <w:r>
-        <w:rPr>
-          <w:rFonts w:ascii="Times New Roman" w:hAnsi="Times New Roman" w:cs="Times New Roman"/>
-          <w:color w:val="FF0000"/>
-        </w:rPr>
-        <w:tab/>
-        <w:t xml:space="preserve">91.75  </w:t>
-      </w:r>
-    </w:p>
-    <w:p>
-      <w:pPr>
-        <w:rPr>
-          <w:rFonts w:ascii="Times New Roman" w:hAnsi="Times New Roman" w:cs="Times New Roman"/>
-        </w:rPr>
-      </w:pPr>
+      <w:r>
+        <w:rPr>
+          <w:rFonts w:ascii="Times New Roman" w:hAnsi="Times New Roman" w:cs="Times New Roman"/>
+          <w:color w:val="FF0000"/>
+        </w:rPr>
+        <w:t>Verstappen’s lap times generally decrease as the race goes on, meaning that his laps tend to get faster later in the race. There is one very slow lap at the beginning of the race, followed by a gradual decrease in lap times through the mid</w:t>
+      </w:r>
+      <w:r>
+        <w:rPr>
+          <w:rFonts w:ascii="Times New Roman" w:hAnsi="Times New Roman" w:cs="Times New Roman"/>
+          <w:color w:val="FF0000"/>
+        </w:rPr>
+        <w:t xml:space="preserve">dle of the race. At laps 45 &amp; </w:t>
+      </w:r>
+      <w:r>
+        <w:rPr>
+          <w:rFonts w:ascii="Times New Roman" w:hAnsi="Times New Roman" w:cs="Times New Roman"/>
+          <w:color w:val="FF0000"/>
+        </w:rPr>
+        <w:t>4</w:t>
+      </w:r>
+      <w:r>
+        <w:rPr>
+          <w:rFonts w:ascii="Times New Roman" w:hAnsi="Times New Roman" w:cs="Times New Roman"/>
+          <w:color w:val="FF0000"/>
+        </w:rPr>
+        <w:t>6</w:t>
+      </w:r>
+      <w:r>
+        <w:rPr>
+          <w:rFonts w:ascii="Times New Roman" w:hAnsi="Times New Roman" w:cs="Times New Roman"/>
+          <w:color w:val="FF0000"/>
+        </w:rPr>
+        <w:t>, there are noticeably slower laps, including the largest lap time in the dataset. After that, his lap times return to the low 90-second range and continue to get slightly faster near the end of the race.</w:t>
+      </w:r>
+    </w:p>
+    <w:p>
+      <w:pPr>
+        <w:ind w:left="720"/>
+        <w:rPr>
+          <w:rFonts w:ascii="Times New Roman" w:hAnsi="Times New Roman" w:cs="Times New Roman"/>
+          <w:color w:val="FF0000"/>
+        </w:rPr>
+      </w:pPr>
+    </w:p>
+    <w:p>
+      <w:pPr>
+        <w:pStyle w:val="ListParagraph"/>
+        <w:numPr>
+          <w:ilvl w:val="0"/>
+          <w:numId w:val="1"/>
+        </w:numPr>
+        <w:rPr>
+          <w:rFonts w:ascii="Times New Roman" w:hAnsi="Times New Roman" w:cs="Times New Roman"/>
+        </w:rPr>
+      </w:pPr>
+      <w:r>
+        <w:rPr>
+          <w:rFonts w:ascii="Times New Roman" w:hAnsi="Times New Roman" w:cs="Times New Roman"/>
+        </w:rPr>
+        <w:lastRenderedPageBreak/>
+        <w:t>Earlier, the 1.5 × IQR rule identified several unusually large lap times. Where do those unusually large lap times occur in the race?</w:t>
+      </w:r>
+    </w:p>
+    <w:p>
+      <w:pPr>
+        <w:pStyle w:val="ListParagraph"/>
+        <w:rPr>
+          <w:rFonts w:ascii="Times New Roman" w:hAnsi="Times New Roman" w:cs="Times New Roman"/>
+        </w:rPr>
+      </w:pPr>
+    </w:p>
+    <w:p>
+      <w:pPr>
+        <w:pStyle w:val="ListParagraph"/>
+        <w:rPr>
+          <w:rFonts w:ascii="Times New Roman" w:hAnsi="Times New Roman" w:cs="Times New Roman"/>
+          <w:color w:val="FF0000"/>
+        </w:rPr>
+      </w:pPr>
+      <w:r>
+        <w:rPr>
+          <w:rFonts w:ascii="Times New Roman" w:hAnsi="Times New Roman" w:cs="Times New Roman"/>
+          <w:color w:val="FF0000"/>
+        </w:rPr>
+        <w:t>These match the three unusually slow laps in the plot: the large lap time on lap 1, the slower lap at Verstappen’s pit stop, and the very slow lap after the pit stop.</w:t>
+      </w:r>
+    </w:p>
+    <w:p>
+      <w:pPr>
+        <w:pStyle w:val="ListParagraph"/>
+        <w:rPr>
+          <w:rFonts w:ascii="Times New Roman" w:hAnsi="Times New Roman" w:cs="Times New Roman"/>
+          <w:color w:val="FF0000"/>
+        </w:rPr>
+      </w:pPr>
+    </w:p>
+    <w:p>
+      <w:pPr>
+        <w:pStyle w:val="ListParagraph"/>
+        <w:numPr>
+          <w:ilvl w:val="0"/>
+          <w:numId w:val="1"/>
+        </w:numPr>
+        <w:rPr>
+          <w:rFonts w:ascii="Times New Roman" w:hAnsi="Times New Roman" w:cs="Times New Roman"/>
+        </w:rPr>
+      </w:pPr>
+      <w:r>
+        <w:rPr>
+          <w:rFonts w:ascii="Times New Roman" w:hAnsi="Times New Roman" w:cs="Times New Roman"/>
+        </w:rPr>
+        <w:t xml:space="preserve">Below is a map of the 2023 Miami Grand Prix race track. The pit lane is the narrow road between turn 18, near the end of a lap, and turn 2, shortly after the beginning of the next lap. </w:t>
+      </w:r>
+      <w:r>
+        <w:rPr>
+          <w:rFonts w:ascii="Times New Roman" w:hAnsi="Times New Roman" w:cs="Times New Roman"/>
+        </w:rPr>
+        <w:t xml:space="preserve">Red arrow represents the direction of traffic. </w:t>
+      </w:r>
+      <w:r>
+        <w:rPr>
+          <w:rFonts w:ascii="Times New Roman" w:hAnsi="Times New Roman" w:cs="Times New Roman"/>
+        </w:rPr>
+        <w:t>Typically, the actual tire change during a pit stop takes only about 3 seconds. However, the total time lost during a pit stop is much larger because drivers must slow down to the pit-lane speed limit, which is 80 km/h, compared with an average racing speed of about 200 km/h on the regular part of the track.</w:t>
+      </w:r>
+    </w:p>
+    <w:p>
+      <w:pPr>
+        <w:pStyle w:val="ListParagraph"/>
+        <w:rPr>
+          <w:rFonts w:ascii="Times New Roman" w:hAnsi="Times New Roman" w:cs="Times New Roman"/>
+        </w:rPr>
+      </w:pPr>
+    </w:p>
+    <w:p>
+      <w:pPr>
+        <w:pStyle w:val="NormalWeb"/>
+        <w:keepNext/>
+        <w:jc w:val="center"/>
+      </w:pPr>
+      <w:r>
+        <w:drawing>
+          <wp:inline distT="0" distB="0" distL="0" distR="0" wp14:anchorId="58B4FC24" wp14:editId="0736C658">
+            <wp:extent cx="5943600" cy="2335530"/>
+            <wp:effectExtent l="0" t="0" r="0" b="7620"/>
+            <wp:docPr id="10" name="Picture 10"/>
+            <wp:cNvGraphicFramePr>
+              <a:graphicFrameLocks xmlns:a="http://schemas.openxmlformats.org/drawingml/2006/main" noChangeAspect="1"/>
+            </wp:cNvGraphicFramePr>
+            <a:graphic xmlns:a="http://schemas.openxmlformats.org/drawingml/2006/main">
+              <a:graphicData uri="http://schemas.openxmlformats.org/drawingml/2006/picture">
+                <pic:pic xmlns:pic="http://schemas.openxmlformats.org/drawingml/2006/picture">
+                  <pic:nvPicPr>
+                    <pic:cNvPr id="1" name=""/>
+                    <pic:cNvPicPr/>
+                  </pic:nvPicPr>
+                  <pic:blipFill>
+                    <a:blip r:embed="rId10"/>
+                    <a:stretch>
+                      <a:fillRect/>
+                    </a:stretch>
+                  </pic:blipFill>
+                  <pic:spPr>
+                    <a:xfrm>
+                      <a:off x="0" y="0"/>
+                      <a:ext cx="5943600" cy="2335530"/>
+                    </a:xfrm>
+                    <a:prstGeom prst="rect">
+                      <a:avLst/>
+                    </a:prstGeom>
+                  </pic:spPr>
+                </pic:pic>
+              </a:graphicData>
+            </a:graphic>
+          </wp:inline>
+        </w:drawing>
+      </w:r>
+    </w:p>
+    <w:p>
+      <w:pPr>
+        <w:pStyle w:val="Caption"/>
+        <w:jc w:val="center"/>
+        <w:rPr>
+          <w:i w:val="0"/>
+        </w:rPr>
+      </w:pPr>
+      <w:r>
+        <w:rPr>
+          <w:i w:val="0"/>
+        </w:rPr>
+        <w:t xml:space="preserve">Source: </w:t>
+      </w:r>
+      <w:r>
+        <w:rPr>
+          <w:i w:val="0"/>
+        </w:rPr>
+        <w:t xml:space="preserve">By </w:t>
+      </w:r>
+      <w:proofErr w:type="spellStart"/>
+      <w:r>
+        <w:rPr>
+          <w:i w:val="0"/>
+        </w:rPr>
+        <w:t>GabrielStella</w:t>
+      </w:r>
+      <w:proofErr w:type="spellEnd"/>
+      <w:r>
+        <w:rPr>
+          <w:i w:val="0"/>
+        </w:rPr>
+        <w:t xml:space="preserve"> - Own work, CC BY-SA 3.0, </w:t>
+      </w:r>
+      <w:hyperlink r:id="rId11" w:history="1">
+        <w:r>
+          <w:rPr>
+            <w:rStyle w:val="Hyperlink"/>
+            <w:i w:val="0"/>
+          </w:rPr>
+          <w:t>https://commons.wikimedia.org/w/index.php?curid=103863916</w:t>
+        </w:r>
+      </w:hyperlink>
+      <w:r>
+        <w:rPr>
+          <w:i w:val="0"/>
+        </w:rPr>
+        <w:t xml:space="preserve"> </w:t>
+      </w:r>
+    </w:p>
+    <w:p>
+      <w:pPr>
+        <w:pStyle w:val="ListParagraph"/>
+        <w:rPr>
+          <w:rFonts w:ascii="Times New Roman" w:hAnsi="Times New Roman" w:cs="Times New Roman"/>
+        </w:rPr>
+      </w:pPr>
+    </w:p>
+    <w:p>
+      <w:pPr>
+        <w:pStyle w:val="ListParagraph"/>
+        <w:rPr>
+          <w:rFonts w:ascii="Times New Roman" w:hAnsi="Times New Roman" w:cs="Times New Roman"/>
+        </w:rPr>
+      </w:pPr>
+    </w:p>
+    <w:p>
+      <w:pPr>
+        <w:pStyle w:val="ListParagraph"/>
+        <w:rPr>
+          <w:rFonts w:ascii="Times New Roman" w:hAnsi="Times New Roman" w:cs="Times New Roman"/>
+        </w:rPr>
+      </w:pPr>
+    </w:p>
+    <w:p>
+      <w:pPr>
+        <w:pStyle w:val="ListParagraph"/>
+        <w:rPr>
+          <w:rFonts w:ascii="Times New Roman" w:hAnsi="Times New Roman" w:cs="Times New Roman"/>
+        </w:rPr>
+      </w:pPr>
+    </w:p>
+    <w:p>
+      <w:pPr>
+        <w:pStyle w:val="ListParagraph"/>
+        <w:rPr>
+          <w:rFonts w:ascii="Times New Roman" w:hAnsi="Times New Roman" w:cs="Times New Roman"/>
+        </w:rPr>
+      </w:pPr>
+    </w:p>
+    <w:p>
+      <w:pPr>
+        <w:pStyle w:val="ListParagraph"/>
+        <w:rPr>
+          <w:rFonts w:ascii="Times New Roman" w:hAnsi="Times New Roman" w:cs="Times New Roman"/>
+        </w:rPr>
+      </w:pPr>
+      <w:r>
+        <w:rPr>
+          <w:rFonts w:ascii="Times New Roman" w:hAnsi="Times New Roman" w:cs="Times New Roman"/>
+        </w:rPr>
+        <w:t>Verstappen’s lap 46 was his slowest lap of the race. Why does the location of the pit lane help explain why this lap time was so large?</w:t>
+      </w:r>
+    </w:p>
+    <w:p>
+      <w:pPr>
+        <w:pStyle w:val="ListParagraph"/>
+        <w:rPr>
+          <w:rFonts w:ascii="Times New Roman" w:hAnsi="Times New Roman" w:cs="Times New Roman"/>
+        </w:rPr>
+      </w:pPr>
+    </w:p>
+    <w:p>
+      <w:pPr>
+        <w:pStyle w:val="ListParagraph"/>
+        <w:rPr>
+          <w:rFonts w:ascii="Times New Roman" w:hAnsi="Times New Roman" w:cs="Times New Roman"/>
+          <w:color w:val="FF0000"/>
+        </w:rPr>
+      </w:pPr>
+      <w:r>
+        <w:rPr>
+          <w:rFonts w:ascii="Times New Roman" w:hAnsi="Times New Roman" w:cs="Times New Roman"/>
+          <w:color w:val="FF0000"/>
+        </w:rPr>
+        <w:t>The pit lane begins near the end of one lap and continues past the start/finish line into the beginning of the next lap. Because of this, the time lost from a pit stop may be recorded mostly on the lap after the driver enters the pit lane. Even though the tire change itself only takes about 3 seconds, Verstappen also had to slow down, drive through the long pit lane at 80 km/h, stop for the tire change, and then accelerate back onto the track. Since the pit lane replaces a section of the track where cars would normally be traveling much faster, lap 46 became much slower than his other laps.</w:t>
+      </w:r>
+    </w:p>
+    <w:p>
+      <w:pPr>
+        <w:rPr>
+          <w:rFonts w:ascii="Times New Roman" w:hAnsi="Times New Roman" w:cs="Times New Roman"/>
+        </w:rPr>
+      </w:pPr>
+    </w:p>
+    <w:p>
+      <w:pPr>
+        <w:pStyle w:val="ListParagraph"/>
+        <w:numPr>
+          <w:ilvl w:val="0"/>
+          <w:numId w:val="1"/>
+        </w:numPr>
+        <w:rPr>
+          <w:rFonts w:ascii="Times New Roman" w:hAnsi="Times New Roman" w:cs="Times New Roman"/>
+        </w:rPr>
+      </w:pPr>
+      <w:bookmarkStart w:id="0" w:name="_GoBack"/>
+      <w:bookmarkEnd w:id="0"/>
+      <w:r>
+        <w:rPr>
+          <w:rFonts w:ascii="Times New Roman" w:hAnsi="Times New Roman" w:cs="Times New Roman"/>
+        </w:rPr>
+        <w:lastRenderedPageBreak/>
+        <w:t>In this activity, you analyzed Verstappen’s lap times using both a histogram and a plot of lap time versus lap number. What did each graph help you see, and why was the lap-number plot especially useful for interpreting the outliers?</w:t>
+      </w:r>
+    </w:p>
+    <w:p>
+      <w:pPr>
+        <w:pStyle w:val="ListParagraph"/>
+        <w:rPr>
+          <w:rFonts w:ascii="Times New Roman" w:hAnsi="Times New Roman" w:cs="Times New Roman"/>
+        </w:rPr>
+      </w:pPr>
+    </w:p>
+    <w:p>
+      <w:pPr>
+        <w:pStyle w:val="ListParagraph"/>
+        <w:rPr>
+          <w:rFonts w:ascii="Times New Roman" w:hAnsi="Times New Roman" w:cs="Times New Roman"/>
+          <w:color w:val="FF0000"/>
+        </w:rPr>
+      </w:pPr>
+      <w:r>
+        <w:rPr>
+          <w:rFonts w:ascii="Times New Roman" w:hAnsi="Times New Roman" w:cs="Times New Roman"/>
+          <w:color w:val="FF0000"/>
+        </w:rPr>
+        <w:t>The histogram helped show the overall distribution of lap times, including the center, spread, skewness, and possible outliers. However, the histogram did not show when the unusual laps occurred. The plot of lap time versus lap number helped connect the unusual lap times to specific moments in the race, such as the first lap and the pit stop. Together, the two graphs give a more complete understanding of the data than either graph alone.</w:t>
+      </w:r>
     </w:p>
     <w:sectPr>
-      <w:headerReference w:type="default" r:id="rId9"/>
+      <w:headerReference w:type="default" r:id="rId12"/>
       <w:pgSz w:w="12240" w:h="15840"/>
       <w:pgMar w:top="1440" w:right="1440" w:bottom="1440" w:left="1440" w:header="720" w:footer="720" w:gutter="0"/>
       <w:cols w:space="720"/>
@@ -1284,7 +1322,7 @@
 </file>
 
 <file path=word/endnotes.xml><?xml version="1.0" encoding="utf-8"?>
-<w:endnotes xmlns:wpc="http://schemas.microsoft.com/office/word/2010/wordprocessingCanvas" xmlns:cx="http://schemas.microsoft.com/office/drawing/2014/chartex" xmlns:cx1="http://schemas.microsoft.com/office/drawing/2015/9/8/chartex" xmlns:cx2="http://schemas.microsoft.com/office/drawing/2015/10/21/chartex" xmlns:cx3="http://schemas.microsoft.com/office/drawing/2016/5/9/chartex" xmlns:cx4="http://schemas.microsoft.com/office/drawing/2016/5/10/chartex" xmlns:cx5="http://schemas.microsoft.com/office/drawing/2016/5/11/chartex" xmlns:cx6="http://schemas.microsoft.com/office/drawing/2016/5/12/chartex" xmlns:cx7="http://schemas.microsoft.com/office/drawing/2016/5/13/chartex" xmlns:cx8="http://schemas.microsoft.com/office/drawing/2016/5/14/chartex" xmlns:mc="http://schemas.openxmlformats.org/markup-compatibility/2006" xmlns:aink="http://schemas.microsoft.com/office/drawing/2016/ink" xmlns:am3d="http://schemas.microsoft.com/office/drawing/2017/model3d" xmlns:o="urn:schemas-microsoft-com:office:office" xmlns:oel="http://schemas.microsoft.com/office/2019/extlst" xmlns:r="http://schemas.openxmlformats.org/officeDocument/2006/relationships" xmlns:m="http://schemas.openxmlformats.org/officeDocument/2006/math" xmlns:v="urn:schemas-microsoft-com:vml" xmlns:wp14="http://schemas.microsoft.com/office/word/2010/wordprocessingDrawing" xmlns:wp="http://schemas.openxmlformats.org/drawingml/2006/wordprocessingDrawing" xmlns:w10="urn:schemas-microsoft-com:office:word" xmlns:w="http://schemas.openxmlformats.org/wordprocessingml/2006/main" xmlns:w14="http://schemas.microsoft.com/office/word/2010/wordml" xmlns:w15="http://schemas.microsoft.com/office/word/2012/wordml" xmlns:w16cex="http://schemas.microsoft.com/office/word/2018/wordml/cex" xmlns:w16cid="http://schemas.microsoft.com/office/word/2016/wordml/cid" xmlns:w16="http://schemas.microsoft.com/office/word/2018/wordml" xmlns:w16du="http://schemas.microsoft.com/office/word/2023/wordml/word16du" xmlns:w16sdtdh="http://schemas.microsoft.com/office/word/2020/wordml/sdtdatahash" xmlns:w16se="http://schemas.microsoft.com/office/word/2015/wordml/symex" xmlns:wpg="http://schemas.microsoft.com/office/word/2010/wordprocessingGroup" xmlns:wpi="http://schemas.microsoft.com/office/word/2010/wordprocessingInk" xmlns:wne="http://schemas.microsoft.com/office/word/2006/wordml" xmlns:wps="http://schemas.microsoft.com/office/word/2010/wordprocessingShape" mc:Ignorable="w14 w15 w16se w16cid w16 w16cex w16sdtdh w16du wp14">
+<w:endnotes xmlns:wpc="http://schemas.microsoft.com/office/word/2010/wordprocessingCanvas" xmlns:cx="http://schemas.microsoft.com/office/drawing/2014/chartex" xmlns:cx1="http://schemas.microsoft.com/office/drawing/2015/9/8/chartex" xmlns:mc="http://schemas.openxmlformats.org/markup-compatibility/2006" xmlns:o="urn:schemas-microsoft-com:office:office" xmlns:r="http://schemas.openxmlformats.org/officeDocument/2006/relationships" xmlns:m="http://schemas.openxmlformats.org/officeDocument/2006/math" xmlns:v="urn:schemas-microsoft-com:vml" xmlns:wp14="http://schemas.microsoft.com/office/word/2010/wordprocessingDrawing" xmlns:wp="http://schemas.openxmlformats.org/drawingml/2006/wordprocessingDrawing" xmlns:w10="urn:schemas-microsoft-com:office:word" xmlns:w="http://schemas.openxmlformats.org/wordprocessingml/2006/main" xmlns:w14="http://schemas.microsoft.com/office/word/2010/wordml" xmlns:w15="http://schemas.microsoft.com/office/word/2012/wordml" xmlns:w16se="http://schemas.microsoft.com/office/word/2015/wordml/symex" xmlns:wpg="http://schemas.microsoft.com/office/word/2010/wordprocessingGroup" xmlns:wpi="http://schemas.microsoft.com/office/word/2010/wordprocessingInk" xmlns:wne="http://schemas.microsoft.com/office/word/2006/wordml" xmlns:wps="http://schemas.microsoft.com/office/word/2010/wordprocessingShape" mc:Ignorable="w14 w15 w16se wp14">
   <w:endnote w:type="separator" w:id="-1">
     <w:p>
       <w:r>
@@ -1303,7 +1341,7 @@
 </file>
 
 <file path=word/footnotes.xml><?xml version="1.0" encoding="utf-8"?>
-<w:footnotes xmlns:wpc="http://schemas.microsoft.com/office/word/2010/wordprocessingCanvas" xmlns:cx="http://schemas.microsoft.com/office/drawing/2014/chartex" xmlns:cx1="http://schemas.microsoft.com/office/drawing/2015/9/8/chartex" xmlns:cx2="http://schemas.microsoft.com/office/drawing/2015/10/21/chartex" xmlns:cx3="http://schemas.microsoft.com/office/drawing/2016/5/9/chartex" xmlns:cx4="http://schemas.microsoft.com/office/drawing/2016/5/10/chartex" xmlns:cx5="http://schemas.microsoft.com/office/drawing/2016/5/11/chartex" xmlns:cx6="http://schemas.microsoft.com/office/drawing/2016/5/12/chartex" xmlns:cx7="http://schemas.microsoft.com/office/drawing/2016/5/13/chartex" xmlns:cx8="http://schemas.microsoft.com/office/drawing/2016/5/14/chartex" xmlns:mc="http://schemas.openxmlformats.org/markup-compatibility/2006" xmlns:aink="http://schemas.microsoft.com/office/drawing/2016/ink" xmlns:am3d="http://schemas.microsoft.com/office/drawing/2017/model3d" xmlns:o="urn:schemas-microsoft-com:office:office" xmlns:oel="http://schemas.microsoft.com/office/2019/extlst" xmlns:r="http://schemas.openxmlformats.org/officeDocument/2006/relationships" xmlns:m="http://schemas.openxmlformats.org/officeDocument/2006/math" xmlns:v="urn:schemas-microsoft-com:vml" xmlns:wp14="http://schemas.microsoft.com/office/word/2010/wordprocessingDrawing" xmlns:wp="http://schemas.openxmlformats.org/drawingml/2006/wordprocessingDrawing" xmlns:w10="urn:schemas-microsoft-com:office:word" xmlns:w="http://schemas.openxmlformats.org/wordprocessingml/2006/main" xmlns:w14="http://schemas.microsoft.com/office/word/2010/wordml" xmlns:w15="http://schemas.microsoft.com/office/word/2012/wordml" xmlns:w16cex="http://schemas.microsoft.com/office/word/2018/wordml/cex" xmlns:w16cid="http://schemas.microsoft.com/office/word/2016/wordml/cid" xmlns:w16="http://schemas.microsoft.com/office/word/2018/wordml" xmlns:w16du="http://schemas.microsoft.com/office/word/2023/wordml/word16du" xmlns:w16sdtdh="http://schemas.microsoft.com/office/word/2020/wordml/sdtdatahash" xmlns:w16se="http://schemas.microsoft.com/office/word/2015/wordml/symex" xmlns:wpg="http://schemas.microsoft.com/office/word/2010/wordprocessingGroup" xmlns:wpi="http://schemas.microsoft.com/office/word/2010/wordprocessingInk" xmlns:wne="http://schemas.microsoft.com/office/word/2006/wordml" xmlns:wps="http://schemas.microsoft.com/office/word/2010/wordprocessingShape" mc:Ignorable="w14 w15 w16se w16cid w16 w16cex w16sdtdh w16du wp14">
+<w:footnotes xmlns:wpc="http://schemas.microsoft.com/office/word/2010/wordprocessingCanvas" xmlns:cx="http://schemas.microsoft.com/office/drawing/2014/chartex" xmlns:cx1="http://schemas.microsoft.com/office/drawing/2015/9/8/chartex" xmlns:mc="http://schemas.openxmlformats.org/markup-compatibility/2006" xmlns:o="urn:schemas-microsoft-com:office:office" xmlns:r="http://schemas.openxmlformats.org/officeDocument/2006/relationships" xmlns:m="http://schemas.openxmlformats.org/officeDocument/2006/math" xmlns:v="urn:schemas-microsoft-com:vml" xmlns:wp14="http://schemas.microsoft.com/office/word/2010/wordprocessingDrawing" xmlns:wp="http://schemas.openxmlformats.org/drawingml/2006/wordprocessingDrawing" xmlns:w10="urn:schemas-microsoft-com:office:word" xmlns:w="http://schemas.openxmlformats.org/wordprocessingml/2006/main" xmlns:w14="http://schemas.microsoft.com/office/word/2010/wordml" xmlns:w15="http://schemas.microsoft.com/office/word/2012/wordml" xmlns:w16se="http://schemas.microsoft.com/office/word/2015/wordml/symex" xmlns:wpg="http://schemas.microsoft.com/office/word/2010/wordprocessingGroup" xmlns:wpi="http://schemas.microsoft.com/office/word/2010/wordprocessingInk" xmlns:wne="http://schemas.microsoft.com/office/word/2006/wordml" xmlns:wps="http://schemas.microsoft.com/office/word/2010/wordprocessingShape" mc:Ignorable="w14 w15 w16se wp14">
   <w:footnote w:type="separator" w:id="-1">
     <w:p>
       <w:r>
@@ -1322,7 +1360,7 @@
 </file>
 
 <file path=word/header1.xml><?xml version="1.0" encoding="utf-8"?>
-<w:hdr xmlns:wpc="http://schemas.microsoft.com/office/word/2010/wordprocessingCanvas" xmlns:cx="http://schemas.microsoft.com/office/drawing/2014/chartex" xmlns:cx1="http://schemas.microsoft.com/office/drawing/2015/9/8/chartex" xmlns:cx2="http://schemas.microsoft.com/office/drawing/2015/10/21/chartex" xmlns:cx3="http://schemas.microsoft.com/office/drawing/2016/5/9/chartex" xmlns:cx4="http://schemas.microsoft.com/office/drawing/2016/5/10/chartex" xmlns:cx5="http://schemas.microsoft.com/office/drawing/2016/5/11/chartex" xmlns:cx6="http://schemas.microsoft.com/office/drawing/2016/5/12/chartex" xmlns:cx7="http://schemas.microsoft.com/office/drawing/2016/5/13/chartex" xmlns:cx8="http://schemas.microsoft.com/office/drawing/2016/5/14/chartex" xmlns:mc="http://schemas.openxmlformats.org/markup-compatibility/2006" xmlns:aink="http://schemas.microsoft.com/office/drawing/2016/ink" xmlns:am3d="http://schemas.microsoft.com/office/drawing/2017/model3d" xmlns:o="urn:schemas-microsoft-com:office:office" xmlns:oel="http://schemas.microsoft.com/office/2019/extlst" xmlns:r="http://schemas.openxmlformats.org/officeDocument/2006/relationships" xmlns:m="http://schemas.openxmlformats.org/officeDocument/2006/math" xmlns:v="urn:schemas-microsoft-com:vml" xmlns:wp14="http://schemas.microsoft.com/office/word/2010/wordprocessingDrawing" xmlns:wp="http://schemas.openxmlformats.org/drawingml/2006/wordprocessingDrawing" xmlns:w10="urn:schemas-microsoft-com:office:word" xmlns:w="http://schemas.openxmlformats.org/wordprocessingml/2006/main" xmlns:w14="http://schemas.microsoft.com/office/word/2010/wordml" xmlns:w15="http://schemas.microsoft.com/office/word/2012/wordml" xmlns:w16cex="http://schemas.microsoft.com/office/word/2018/wordml/cex" xmlns:w16cid="http://schemas.microsoft.com/office/word/2016/wordml/cid" xmlns:w16="http://schemas.microsoft.com/office/word/2018/wordml" xmlns:w16du="http://schemas.microsoft.com/office/word/2023/wordml/word16du" xmlns:w16sdtdh="http://schemas.microsoft.com/office/word/2020/wordml/sdtdatahash" xmlns:w16se="http://schemas.microsoft.com/office/word/2015/wordml/symex" xmlns:wpg="http://schemas.microsoft.com/office/word/2010/wordprocessingGroup" xmlns:wpi="http://schemas.microsoft.com/office/word/2010/wordprocessingInk" xmlns:wne="http://schemas.microsoft.com/office/word/2006/wordml" xmlns:wps="http://schemas.microsoft.com/office/word/2010/wordprocessingShape" mc:Ignorable="w14 w15 w16se w16cid w16 w16cex w16sdtdh w16du wp14">
+<w:hdr xmlns:wpc="http://schemas.microsoft.com/office/word/2010/wordprocessingCanvas" xmlns:cx="http://schemas.microsoft.com/office/drawing/2014/chartex" xmlns:cx1="http://schemas.microsoft.com/office/drawing/2015/9/8/chartex" xmlns:mc="http://schemas.openxmlformats.org/markup-compatibility/2006" xmlns:o="urn:schemas-microsoft-com:office:office" xmlns:r="http://schemas.openxmlformats.org/officeDocument/2006/relationships" xmlns:m="http://schemas.openxmlformats.org/officeDocument/2006/math" xmlns:v="urn:schemas-microsoft-com:vml" xmlns:wp14="http://schemas.microsoft.com/office/word/2010/wordprocessingDrawing" xmlns:wp="http://schemas.openxmlformats.org/drawingml/2006/wordprocessingDrawing" xmlns:w10="urn:schemas-microsoft-com:office:word" xmlns:w="http://schemas.openxmlformats.org/wordprocessingml/2006/main" xmlns:w14="http://schemas.microsoft.com/office/word/2010/wordml" xmlns:w15="http://schemas.microsoft.com/office/word/2012/wordml" xmlns:w16se="http://schemas.microsoft.com/office/word/2015/wordml/symex" xmlns:wpg="http://schemas.microsoft.com/office/word/2010/wordprocessingGroup" xmlns:wpi="http://schemas.microsoft.com/office/word/2010/wordprocessingInk" xmlns:wne="http://schemas.microsoft.com/office/word/2006/wordml" xmlns:wps="http://schemas.microsoft.com/office/word/2010/wordprocessingShape" mc:Ignorable="w14 w15 w16se wp14">
   <w:p>
     <w:pPr>
       <w:pStyle w:val="Header"/>
@@ -1344,8 +1382,97 @@
 </file>
 
 <file path=word/numbering.xml><?xml version="1.0" encoding="utf-8"?>
-<w:numbering xmlns:wpc="http://schemas.microsoft.com/office/word/2010/wordprocessingCanvas" xmlns:cx="http://schemas.microsoft.com/office/drawing/2014/chartex" xmlns:cx1="http://schemas.microsoft.com/office/drawing/2015/9/8/chartex" xmlns:cx2="http://schemas.microsoft.com/office/drawing/2015/10/21/chartex" xmlns:cx3="http://schemas.microsoft.com/office/drawing/2016/5/9/chartex" xmlns:cx4="http://schemas.microsoft.com/office/drawing/2016/5/10/chartex" xmlns:cx5="http://schemas.microsoft.com/office/drawing/2016/5/11/chartex" xmlns:cx6="http://schemas.microsoft.com/office/drawing/2016/5/12/chartex" xmlns:cx7="http://schemas.microsoft.com/office/drawing/2016/5/13/chartex" xmlns:cx8="http://schemas.microsoft.com/office/drawing/2016/5/14/chartex" xmlns:mc="http://schemas.openxmlformats.org/markup-compatibility/2006" xmlns:aink="http://schemas.microsoft.com/office/drawing/2016/ink" xmlns:am3d="http://schemas.microsoft.com/office/drawing/2017/model3d" xmlns:o="urn:schemas-microsoft-com:office:office" xmlns:oel="http://schemas.microsoft.com/office/2019/extlst" xmlns:r="http://schemas.openxmlformats.org/officeDocument/2006/relationships" xmlns:m="http://schemas.openxmlformats.org/officeDocument/2006/math" xmlns:v="urn:schemas-microsoft-com:vml" xmlns:wp14="http://schemas.microsoft.com/office/word/2010/wordprocessingDrawing" xmlns:wp="http://schemas.openxmlformats.org/drawingml/2006/wordprocessingDrawing" xmlns:w10="urn:schemas-microsoft-com:office:word" xmlns:w="http://schemas.openxmlformats.org/wordprocessingml/2006/main" xmlns:w14="http://schemas.microsoft.com/office/word/2010/wordml" xmlns:w15="http://schemas.microsoft.com/office/word/2012/wordml" xmlns:w16cex="http://schemas.microsoft.com/office/word/2018/wordml/cex" xmlns:w16cid="http://schemas.microsoft.com/office/word/2016/wordml/cid" xmlns:w16="http://schemas.microsoft.com/office/word/2018/wordml" xmlns:w16du="http://schemas.microsoft.com/office/word/2023/wordml/word16du" xmlns:w16sdtdh="http://schemas.microsoft.com/office/word/2020/wordml/sdtdatahash" xmlns:w16se="http://schemas.microsoft.com/office/word/2015/wordml/symex" xmlns:wpg="http://schemas.microsoft.com/office/word/2010/wordprocessingGroup" xmlns:wpi="http://schemas.microsoft.com/office/word/2010/wordprocessingInk" xmlns:wne="http://schemas.microsoft.com/office/word/2006/wordml" xmlns:wps="http://schemas.microsoft.com/office/word/2010/wordprocessingShape" mc:Ignorable="w14 w15 w16se w16cid w16 w16cex w16sdtdh w16du wp14">
+<w:numbering xmlns:wpc="http://schemas.microsoft.com/office/word/2010/wordprocessingCanvas" xmlns:cx="http://schemas.microsoft.com/office/drawing/2014/chartex" xmlns:cx1="http://schemas.microsoft.com/office/drawing/2015/9/8/chartex" xmlns:mc="http://schemas.openxmlformats.org/markup-compatibility/2006" xmlns:o="urn:schemas-microsoft-com:office:office" xmlns:r="http://schemas.openxmlformats.org/officeDocument/2006/relationships" xmlns:m="http://schemas.openxmlformats.org/officeDocument/2006/math" xmlns:v="urn:schemas-microsoft-com:vml" xmlns:wp14="http://schemas.microsoft.com/office/word/2010/wordprocessingDrawing" xmlns:wp="http://schemas.openxmlformats.org/drawingml/2006/wordprocessingDrawing" xmlns:w10="urn:schemas-microsoft-com:office:word" xmlns:w="http://schemas.openxmlformats.org/wordprocessingml/2006/main" xmlns:w14="http://schemas.microsoft.com/office/word/2010/wordml" xmlns:w15="http://schemas.microsoft.com/office/word/2012/wordml" xmlns:w16se="http://schemas.microsoft.com/office/word/2015/wordml/symex" xmlns:wpg="http://schemas.microsoft.com/office/word/2010/wordprocessingGroup" xmlns:wpi="http://schemas.microsoft.com/office/word/2010/wordprocessingInk" xmlns:wne="http://schemas.microsoft.com/office/word/2006/wordml" xmlns:wps="http://schemas.microsoft.com/office/word/2010/wordprocessingShape" mc:Ignorable="w14 w15 w16se wp14">
   <w:abstractNum w:abstractNumId="0" w15:restartNumberingAfterBreak="0">
+    <w:nsid w:val="0B852442"/>
+    <w:multiLevelType w:val="hybridMultilevel"/>
+    <w:tmpl w:val="B366E0F0"/>
+    <w:lvl w:ilvl="0" w:tplc="79A8C20A">
+      <w:start w:val="1"/>
+      <w:numFmt w:val="decimal"/>
+      <w:lvlText w:val="%1."/>
+      <w:lvlJc w:val="left"/>
+      <w:pPr>
+        <w:ind w:left="1080" w:hanging="360"/>
+      </w:pPr>
+      <w:rPr>
+        <w:rFonts w:hint="default"/>
+      </w:rPr>
+    </w:lvl>
+    <w:lvl w:ilvl="1" w:tplc="04090019" w:tentative="1">
+      <w:start w:val="1"/>
+      <w:numFmt w:val="lowerLetter"/>
+      <w:lvlText w:val="%2."/>
+      <w:lvlJc w:val="left"/>
+      <w:pPr>
+        <w:ind w:left="1800" w:hanging="360"/>
+      </w:pPr>
+    </w:lvl>
+    <w:lvl w:ilvl="2" w:tplc="0409001B" w:tentative="1">
+      <w:start w:val="1"/>
+      <w:numFmt w:val="lowerRoman"/>
+      <w:lvlText w:val="%3."/>
+      <w:lvlJc w:val="right"/>
+      <w:pPr>
+        <w:ind w:left="2520" w:hanging="180"/>
+      </w:pPr>
+    </w:lvl>
+    <w:lvl w:ilvl="3" w:tplc="0409000F" w:tentative="1">
+      <w:start w:val="1"/>
+      <w:numFmt w:val="decimal"/>
+      <w:lvlText w:val="%4."/>
+      <w:lvlJc w:val="left"/>
+      <w:pPr>
+        <w:ind w:left="3240" w:hanging="360"/>
+      </w:pPr>
+    </w:lvl>
+    <w:lvl w:ilvl="4" w:tplc="04090019" w:tentative="1">
+      <w:start w:val="1"/>
+      <w:numFmt w:val="lowerLetter"/>
+      <w:lvlText w:val="%5."/>
+      <w:lvlJc w:val="left"/>
+      <w:pPr>
+        <w:ind w:left="3960" w:hanging="360"/>
+      </w:pPr>
+    </w:lvl>
+    <w:lvl w:ilvl="5" w:tplc="0409001B" w:tentative="1">
+      <w:start w:val="1"/>
+      <w:numFmt w:val="lowerRoman"/>
+      <w:lvlText w:val="%6."/>
+      <w:lvlJc w:val="right"/>
+      <w:pPr>
+        <w:ind w:left="4680" w:hanging="180"/>
+      </w:pPr>
+    </w:lvl>
+    <w:lvl w:ilvl="6" w:tplc="0409000F" w:tentative="1">
+      <w:start w:val="1"/>
+      <w:numFmt w:val="decimal"/>
+      <w:lvlText w:val="%7."/>
+      <w:lvlJc w:val="left"/>
+      <w:pPr>
+        <w:ind w:left="5400" w:hanging="360"/>
+      </w:pPr>
+    </w:lvl>
+    <w:lvl w:ilvl="7" w:tplc="04090019" w:tentative="1">
+      <w:start w:val="1"/>
+      <w:numFmt w:val="lowerLetter"/>
+      <w:lvlText w:val="%8."/>
+      <w:lvlJc w:val="left"/>
+      <w:pPr>
+        <w:ind w:left="6120" w:hanging="360"/>
+      </w:pPr>
+    </w:lvl>
+    <w:lvl w:ilvl="8" w:tplc="0409001B" w:tentative="1">
+      <w:start w:val="1"/>
+      <w:numFmt w:val="lowerRoman"/>
+      <w:lvlText w:val="%9."/>
+      <w:lvlJc w:val="right"/>
+      <w:pPr>
+        <w:ind w:left="6840" w:hanging="180"/>
+      </w:pPr>
+    </w:lvl>
+  </w:abstractNum>
+  <w:abstractNum w:abstractNumId="1" w15:restartNumberingAfterBreak="0">
     <w:nsid w:val="32510D57"/>
     <w:multiLevelType w:val="multilevel"/>
     <w:tmpl w:val="D76CEAC8"/>
@@ -1458,7 +1585,206 @@
       </w:rPr>
     </w:lvl>
   </w:abstractNum>
-  <w:abstractNum w:abstractNumId="1" w15:restartNumberingAfterBreak="0">
+  <w:abstractNum w:abstractNumId="2" w15:restartNumberingAfterBreak="0">
+    <w:nsid w:val="342117CD"/>
+    <w:multiLevelType w:val="multilevel"/>
+    <w:tmpl w:val="764A80C8"/>
+    <w:lvl w:ilvl="0">
+      <w:start w:val="1"/>
+      <w:numFmt w:val="decimal"/>
+      <w:lvlText w:val="%1."/>
+      <w:lvlJc w:val="left"/>
+      <w:pPr>
+        <w:tabs>
+          <w:tab w:val="num" w:pos="720"/>
+        </w:tabs>
+        <w:ind w:left="720" w:hanging="360"/>
+      </w:pPr>
+    </w:lvl>
+    <w:lvl w:ilvl="1" w:tentative="1">
+      <w:start w:val="1"/>
+      <w:numFmt w:val="decimal"/>
+      <w:lvlText w:val="%2."/>
+      <w:lvlJc w:val="left"/>
+      <w:pPr>
+        <w:tabs>
+          <w:tab w:val="num" w:pos="1440"/>
+        </w:tabs>
+        <w:ind w:left="1440" w:hanging="360"/>
+      </w:pPr>
+    </w:lvl>
+    <w:lvl w:ilvl="2" w:tentative="1">
+      <w:start w:val="1"/>
+      <w:numFmt w:val="decimal"/>
+      <w:lvlText w:val="%3."/>
+      <w:lvlJc w:val="left"/>
+      <w:pPr>
+        <w:tabs>
+          <w:tab w:val="num" w:pos="2160"/>
+        </w:tabs>
+        <w:ind w:left="2160" w:hanging="360"/>
+      </w:pPr>
+    </w:lvl>
+    <w:lvl w:ilvl="3" w:tentative="1">
+      <w:start w:val="1"/>
+      <w:numFmt w:val="decimal"/>
+      <w:lvlText w:val="%4."/>
+      <w:lvlJc w:val="left"/>
+      <w:pPr>
+        <w:tabs>
+          <w:tab w:val="num" w:pos="2880"/>
+        </w:tabs>
+        <w:ind w:left="2880" w:hanging="360"/>
+      </w:pPr>
+    </w:lvl>
+    <w:lvl w:ilvl="4" w:tentative="1">
+      <w:start w:val="1"/>
+      <w:numFmt w:val="decimal"/>
+      <w:lvlText w:val="%5."/>
+      <w:lvlJc w:val="left"/>
+      <w:pPr>
+        <w:tabs>
+          <w:tab w:val="num" w:pos="3600"/>
+        </w:tabs>
+        <w:ind w:left="3600" w:hanging="360"/>
+      </w:pPr>
+    </w:lvl>
+    <w:lvl w:ilvl="5" w:tentative="1">
+      <w:start w:val="1"/>
+      <w:numFmt w:val="decimal"/>
+      <w:lvlText w:val="%6."/>
+      <w:lvlJc w:val="left"/>
+      <w:pPr>
+        <w:tabs>
+          <w:tab w:val="num" w:pos="4320"/>
+        </w:tabs>
+        <w:ind w:left="4320" w:hanging="360"/>
+      </w:pPr>
+    </w:lvl>
+    <w:lvl w:ilvl="6" w:tentative="1">
+      <w:start w:val="1"/>
+      <w:numFmt w:val="decimal"/>
+      <w:lvlText w:val="%7."/>
+      <w:lvlJc w:val="left"/>
+      <w:pPr>
+        <w:tabs>
+          <w:tab w:val="num" w:pos="5040"/>
+        </w:tabs>
+        <w:ind w:left="5040" w:hanging="360"/>
+      </w:pPr>
+    </w:lvl>
+    <w:lvl w:ilvl="7" w:tentative="1">
+      <w:start w:val="1"/>
+      <w:numFmt w:val="decimal"/>
+      <w:lvlText w:val="%8."/>
+      <w:lvlJc w:val="left"/>
+      <w:pPr>
+        <w:tabs>
+          <w:tab w:val="num" w:pos="5760"/>
+        </w:tabs>
+        <w:ind w:left="5760" w:hanging="360"/>
+      </w:pPr>
+    </w:lvl>
+    <w:lvl w:ilvl="8" w:tentative="1">
+      <w:start w:val="1"/>
+      <w:numFmt w:val="decimal"/>
+      <w:lvlText w:val="%9."/>
+      <w:lvlJc w:val="left"/>
+      <w:pPr>
+        <w:tabs>
+          <w:tab w:val="num" w:pos="6480"/>
+        </w:tabs>
+        <w:ind w:left="6480" w:hanging="360"/>
+      </w:pPr>
+    </w:lvl>
+  </w:abstractNum>
+  <w:abstractNum w:abstractNumId="3" w15:restartNumberingAfterBreak="0">
+    <w:nsid w:val="4B0968AD"/>
+    <w:multiLevelType w:val="hybridMultilevel"/>
+    <w:tmpl w:val="0B0AC47C"/>
+    <w:lvl w:ilvl="0" w:tplc="0409000F">
+      <w:start w:val="1"/>
+      <w:numFmt w:val="decimal"/>
+      <w:lvlText w:val="%1."/>
+      <w:lvlJc w:val="left"/>
+      <w:pPr>
+        <w:ind w:left="720" w:hanging="360"/>
+      </w:pPr>
+    </w:lvl>
+    <w:lvl w:ilvl="1" w:tplc="04090019" w:tentative="1">
+      <w:start w:val="1"/>
+      <w:numFmt w:val="lowerLetter"/>
+      <w:lvlText w:val="%2."/>
+      <w:lvlJc w:val="left"/>
+      <w:pPr>
+        <w:ind w:left="1440" w:hanging="360"/>
+      </w:pPr>
+    </w:lvl>
+    <w:lvl w:ilvl="2" w:tplc="0409001B" w:tentative="1">
+      <w:start w:val="1"/>
+      <w:numFmt w:val="lowerRoman"/>
+      <w:lvlText w:val="%3."/>
+      <w:lvlJc w:val="right"/>
+      <w:pPr>
+        <w:ind w:left="2160" w:hanging="180"/>
+      </w:pPr>
+    </w:lvl>
+    <w:lvl w:ilvl="3" w:tplc="0409000F" w:tentative="1">
+      <w:start w:val="1"/>
+      <w:numFmt w:val="decimal"/>
+      <w:lvlText w:val="%4."/>
+      <w:lvlJc w:val="left"/>
+      <w:pPr>
+        <w:ind w:left="2880" w:hanging="360"/>
+      </w:pPr>
+    </w:lvl>
+    <w:lvl w:ilvl="4" w:tplc="04090019" w:tentative="1">
+      <w:start w:val="1"/>
+      <w:numFmt w:val="lowerLetter"/>
+      <w:lvlText w:val="%5."/>
+      <w:lvlJc w:val="left"/>
+      <w:pPr>
+        <w:ind w:left="3600" w:hanging="360"/>
+      </w:pPr>
+    </w:lvl>
+    <w:lvl w:ilvl="5" w:tplc="0409001B" w:tentative="1">
+      <w:start w:val="1"/>
+      <w:numFmt w:val="lowerRoman"/>
+      <w:lvlText w:val="%6."/>
+      <w:lvlJc w:val="right"/>
+      <w:pPr>
+        <w:ind w:left="4320" w:hanging="180"/>
+      </w:pPr>
+    </w:lvl>
+    <w:lvl w:ilvl="6" w:tplc="0409000F" w:tentative="1">
+      <w:start w:val="1"/>
+      <w:numFmt w:val="decimal"/>
+      <w:lvlText w:val="%7."/>
+      <w:lvlJc w:val="left"/>
+      <w:pPr>
+        <w:ind w:left="5040" w:hanging="360"/>
+      </w:pPr>
+    </w:lvl>
+    <w:lvl w:ilvl="7" w:tplc="04090019" w:tentative="1">
+      <w:start w:val="1"/>
+      <w:numFmt w:val="lowerLetter"/>
+      <w:lvlText w:val="%8."/>
+      <w:lvlJc w:val="left"/>
+      <w:pPr>
+        <w:ind w:left="5760" w:hanging="360"/>
+      </w:pPr>
+    </w:lvl>
+    <w:lvl w:ilvl="8" w:tplc="0409001B" w:tentative="1">
+      <w:start w:val="1"/>
+      <w:numFmt w:val="lowerRoman"/>
+      <w:lvlText w:val="%9."/>
+      <w:lvlJc w:val="right"/>
+      <w:pPr>
+        <w:ind w:left="6480" w:hanging="180"/>
+      </w:pPr>
+    </w:lvl>
+  </w:abstractNum>
+  <w:abstractNum w:abstractNumId="4" w15:restartNumberingAfterBreak="0">
     <w:nsid w:val="6E3D5AC4"/>
     <w:multiLevelType w:val="hybridMultilevel"/>
     <w:tmpl w:val="9944595A"/>
@@ -1547,17 +1873,302 @@
       </w:pPr>
     </w:lvl>
   </w:abstractNum>
-  <w:num w:numId="1" w16cid:durableId="730924640">
+  <w:abstractNum w:abstractNumId="5" w15:restartNumberingAfterBreak="0">
+    <w:nsid w:val="6F043556"/>
+    <w:multiLevelType w:val="hybridMultilevel"/>
+    <w:tmpl w:val="0090126E"/>
+    <w:lvl w:ilvl="0" w:tplc="0409000F">
+      <w:start w:val="1"/>
+      <w:numFmt w:val="decimal"/>
+      <w:lvlText w:val="%1."/>
+      <w:lvlJc w:val="left"/>
+      <w:pPr>
+        <w:ind w:left="1080" w:hanging="360"/>
+      </w:pPr>
+      <w:rPr>
+        <w:rFonts w:hint="default"/>
+      </w:rPr>
+    </w:lvl>
+    <w:lvl w:ilvl="1" w:tplc="04090019" w:tentative="1">
+      <w:start w:val="1"/>
+      <w:numFmt w:val="lowerLetter"/>
+      <w:lvlText w:val="%2."/>
+      <w:lvlJc w:val="left"/>
+      <w:pPr>
+        <w:ind w:left="1800" w:hanging="360"/>
+      </w:pPr>
+    </w:lvl>
+    <w:lvl w:ilvl="2" w:tplc="0409001B" w:tentative="1">
+      <w:start w:val="1"/>
+      <w:numFmt w:val="lowerRoman"/>
+      <w:lvlText w:val="%3."/>
+      <w:lvlJc w:val="right"/>
+      <w:pPr>
+        <w:ind w:left="2520" w:hanging="180"/>
+      </w:pPr>
+    </w:lvl>
+    <w:lvl w:ilvl="3" w:tplc="0409000F" w:tentative="1">
+      <w:start w:val="1"/>
+      <w:numFmt w:val="decimal"/>
+      <w:lvlText w:val="%4."/>
+      <w:lvlJc w:val="left"/>
+      <w:pPr>
+        <w:ind w:left="3240" w:hanging="360"/>
+      </w:pPr>
+    </w:lvl>
+    <w:lvl w:ilvl="4" w:tplc="04090019" w:tentative="1">
+      <w:start w:val="1"/>
+      <w:numFmt w:val="lowerLetter"/>
+      <w:lvlText w:val="%5."/>
+      <w:lvlJc w:val="left"/>
+      <w:pPr>
+        <w:ind w:left="3960" w:hanging="360"/>
+      </w:pPr>
+    </w:lvl>
+    <w:lvl w:ilvl="5" w:tplc="0409001B" w:tentative="1">
+      <w:start w:val="1"/>
+      <w:numFmt w:val="lowerRoman"/>
+      <w:lvlText w:val="%6."/>
+      <w:lvlJc w:val="right"/>
+      <w:pPr>
+        <w:ind w:left="4680" w:hanging="180"/>
+      </w:pPr>
+    </w:lvl>
+    <w:lvl w:ilvl="6" w:tplc="0409000F" w:tentative="1">
+      <w:start w:val="1"/>
+      <w:numFmt w:val="decimal"/>
+      <w:lvlText w:val="%7."/>
+      <w:lvlJc w:val="left"/>
+      <w:pPr>
+        <w:ind w:left="5400" w:hanging="360"/>
+      </w:pPr>
+    </w:lvl>
+    <w:lvl w:ilvl="7" w:tplc="04090019" w:tentative="1">
+      <w:start w:val="1"/>
+      <w:numFmt w:val="lowerLetter"/>
+      <w:lvlText w:val="%8."/>
+      <w:lvlJc w:val="left"/>
+      <w:pPr>
+        <w:ind w:left="6120" w:hanging="360"/>
+      </w:pPr>
+    </w:lvl>
+    <w:lvl w:ilvl="8" w:tplc="0409001B" w:tentative="1">
+      <w:start w:val="1"/>
+      <w:numFmt w:val="lowerRoman"/>
+      <w:lvlText w:val="%9."/>
+      <w:lvlJc w:val="right"/>
+      <w:pPr>
+        <w:ind w:left="6840" w:hanging="180"/>
+      </w:pPr>
+    </w:lvl>
+  </w:abstractNum>
+  <w:abstractNum w:abstractNumId="6" w15:restartNumberingAfterBreak="0">
+    <w:nsid w:val="7667216F"/>
+    <w:multiLevelType w:val="hybridMultilevel"/>
+    <w:tmpl w:val="3008FDA8"/>
+    <w:lvl w:ilvl="0" w:tplc="2C7CEA10">
+      <w:start w:val="1"/>
+      <w:numFmt w:val="decimal"/>
+      <w:lvlText w:val="%1."/>
+      <w:lvlJc w:val="left"/>
+      <w:pPr>
+        <w:ind w:left="1080" w:hanging="360"/>
+      </w:pPr>
+      <w:rPr>
+        <w:rFonts w:hint="default"/>
+      </w:rPr>
+    </w:lvl>
+    <w:lvl w:ilvl="1" w:tplc="04090019" w:tentative="1">
+      <w:start w:val="1"/>
+      <w:numFmt w:val="lowerLetter"/>
+      <w:lvlText w:val="%2."/>
+      <w:lvlJc w:val="left"/>
+      <w:pPr>
+        <w:ind w:left="1800" w:hanging="360"/>
+      </w:pPr>
+    </w:lvl>
+    <w:lvl w:ilvl="2" w:tplc="0409001B" w:tentative="1">
+      <w:start w:val="1"/>
+      <w:numFmt w:val="lowerRoman"/>
+      <w:lvlText w:val="%3."/>
+      <w:lvlJc w:val="right"/>
+      <w:pPr>
+        <w:ind w:left="2520" w:hanging="180"/>
+      </w:pPr>
+    </w:lvl>
+    <w:lvl w:ilvl="3" w:tplc="0409000F" w:tentative="1">
+      <w:start w:val="1"/>
+      <w:numFmt w:val="decimal"/>
+      <w:lvlText w:val="%4."/>
+      <w:lvlJc w:val="left"/>
+      <w:pPr>
+        <w:ind w:left="3240" w:hanging="360"/>
+      </w:pPr>
+    </w:lvl>
+    <w:lvl w:ilvl="4" w:tplc="04090019" w:tentative="1">
+      <w:start w:val="1"/>
+      <w:numFmt w:val="lowerLetter"/>
+      <w:lvlText w:val="%5."/>
+      <w:lvlJc w:val="left"/>
+      <w:pPr>
+        <w:ind w:left="3960" w:hanging="360"/>
+      </w:pPr>
+    </w:lvl>
+    <w:lvl w:ilvl="5" w:tplc="0409001B" w:tentative="1">
+      <w:start w:val="1"/>
+      <w:numFmt w:val="lowerRoman"/>
+      <w:lvlText w:val="%6."/>
+      <w:lvlJc w:val="right"/>
+      <w:pPr>
+        <w:ind w:left="4680" w:hanging="180"/>
+      </w:pPr>
+    </w:lvl>
+    <w:lvl w:ilvl="6" w:tplc="0409000F" w:tentative="1">
+      <w:start w:val="1"/>
+      <w:numFmt w:val="decimal"/>
+      <w:lvlText w:val="%7."/>
+      <w:lvlJc w:val="left"/>
+      <w:pPr>
+        <w:ind w:left="5400" w:hanging="360"/>
+      </w:pPr>
+    </w:lvl>
+    <w:lvl w:ilvl="7" w:tplc="04090019" w:tentative="1">
+      <w:start w:val="1"/>
+      <w:numFmt w:val="lowerLetter"/>
+      <w:lvlText w:val="%8."/>
+      <w:lvlJc w:val="left"/>
+      <w:pPr>
+        <w:ind w:left="6120" w:hanging="360"/>
+      </w:pPr>
+    </w:lvl>
+    <w:lvl w:ilvl="8" w:tplc="0409001B" w:tentative="1">
+      <w:start w:val="1"/>
+      <w:numFmt w:val="lowerRoman"/>
+      <w:lvlText w:val="%9."/>
+      <w:lvlJc w:val="right"/>
+      <w:pPr>
+        <w:ind w:left="6840" w:hanging="180"/>
+      </w:pPr>
+    </w:lvl>
+  </w:abstractNum>
+  <w:abstractNum w:abstractNumId="7" w15:restartNumberingAfterBreak="0">
+    <w:nsid w:val="7D284978"/>
+    <w:multiLevelType w:val="hybridMultilevel"/>
+    <w:tmpl w:val="4C001336"/>
+    <w:lvl w:ilvl="0" w:tplc="0409000F">
+      <w:start w:val="1"/>
+      <w:numFmt w:val="decimal"/>
+      <w:lvlText w:val="%1."/>
+      <w:lvlJc w:val="left"/>
+      <w:pPr>
+        <w:ind w:left="720" w:hanging="360"/>
+      </w:pPr>
+      <w:rPr>
+        <w:rFonts w:hint="default"/>
+      </w:rPr>
+    </w:lvl>
+    <w:lvl w:ilvl="1" w:tplc="04090019" w:tentative="1">
+      <w:start w:val="1"/>
+      <w:numFmt w:val="lowerLetter"/>
+      <w:lvlText w:val="%2."/>
+      <w:lvlJc w:val="left"/>
+      <w:pPr>
+        <w:ind w:left="1440" w:hanging="360"/>
+      </w:pPr>
+    </w:lvl>
+    <w:lvl w:ilvl="2" w:tplc="0409001B" w:tentative="1">
+      <w:start w:val="1"/>
+      <w:numFmt w:val="lowerRoman"/>
+      <w:lvlText w:val="%3."/>
+      <w:lvlJc w:val="right"/>
+      <w:pPr>
+        <w:ind w:left="2160" w:hanging="180"/>
+      </w:pPr>
+    </w:lvl>
+    <w:lvl w:ilvl="3" w:tplc="0409000F" w:tentative="1">
+      <w:start w:val="1"/>
+      <w:numFmt w:val="decimal"/>
+      <w:lvlText w:val="%4."/>
+      <w:lvlJc w:val="left"/>
+      <w:pPr>
+        <w:ind w:left="2880" w:hanging="360"/>
+      </w:pPr>
+    </w:lvl>
+    <w:lvl w:ilvl="4" w:tplc="04090019" w:tentative="1">
+      <w:start w:val="1"/>
+      <w:numFmt w:val="lowerLetter"/>
+      <w:lvlText w:val="%5."/>
+      <w:lvlJc w:val="left"/>
+      <w:pPr>
+        <w:ind w:left="3600" w:hanging="360"/>
+      </w:pPr>
+    </w:lvl>
+    <w:lvl w:ilvl="5" w:tplc="0409001B" w:tentative="1">
+      <w:start w:val="1"/>
+      <w:numFmt w:val="lowerRoman"/>
+      <w:lvlText w:val="%6."/>
+      <w:lvlJc w:val="right"/>
+      <w:pPr>
+        <w:ind w:left="4320" w:hanging="180"/>
+      </w:pPr>
+    </w:lvl>
+    <w:lvl w:ilvl="6" w:tplc="0409000F" w:tentative="1">
+      <w:start w:val="1"/>
+      <w:numFmt w:val="decimal"/>
+      <w:lvlText w:val="%7."/>
+      <w:lvlJc w:val="left"/>
+      <w:pPr>
+        <w:ind w:left="5040" w:hanging="360"/>
+      </w:pPr>
+    </w:lvl>
+    <w:lvl w:ilvl="7" w:tplc="04090019" w:tentative="1">
+      <w:start w:val="1"/>
+      <w:numFmt w:val="lowerLetter"/>
+      <w:lvlText w:val="%8."/>
+      <w:lvlJc w:val="left"/>
+      <w:pPr>
+        <w:ind w:left="5760" w:hanging="360"/>
+      </w:pPr>
+    </w:lvl>
+    <w:lvl w:ilvl="8" w:tplc="0409001B" w:tentative="1">
+      <w:start w:val="1"/>
+      <w:numFmt w:val="lowerRoman"/>
+      <w:lvlText w:val="%9."/>
+      <w:lvlJc w:val="right"/>
+      <w:pPr>
+        <w:ind w:left="6480" w:hanging="180"/>
+      </w:pPr>
+    </w:lvl>
+  </w:abstractNum>
+  <w:num w:numId="1">
+    <w:abstractNumId w:val="4"/>
+  </w:num>
+  <w:num w:numId="2">
     <w:abstractNumId w:val="1"/>
   </w:num>
-  <w:num w:numId="2" w16cid:durableId="1591233258">
+  <w:num w:numId="3">
+    <w:abstractNumId w:val="5"/>
+  </w:num>
+  <w:num w:numId="4">
     <w:abstractNumId w:val="0"/>
+  </w:num>
+  <w:num w:numId="5">
+    <w:abstractNumId w:val="6"/>
+  </w:num>
+  <w:num w:numId="6">
+    <w:abstractNumId w:val="3"/>
+  </w:num>
+  <w:num w:numId="7">
+    <w:abstractNumId w:val="7"/>
+  </w:num>
+  <w:num w:numId="8">
+    <w:abstractNumId w:val="2"/>
   </w:num>
 </w:numbering>
 </file>
 
 <file path=word/styles.xml><?xml version="1.0" encoding="utf-8"?>
-<w:styles xmlns:mc="http://schemas.openxmlformats.org/markup-compatibility/2006" xmlns:r="http://schemas.openxmlformats.org/officeDocument/2006/relationships" xmlns:w="http://schemas.openxmlformats.org/wordprocessingml/2006/main" xmlns:w14="http://schemas.microsoft.com/office/word/2010/wordml" xmlns:w15="http://schemas.microsoft.com/office/word/2012/wordml" xmlns:w16cex="http://schemas.microsoft.com/office/word/2018/wordml/cex" xmlns:w16cid="http://schemas.microsoft.com/office/word/2016/wordml/cid" xmlns:w16="http://schemas.microsoft.com/office/word/2018/wordml" xmlns:w16du="http://schemas.microsoft.com/office/word/2023/wordml/word16du" xmlns:w16sdtdh="http://schemas.microsoft.com/office/word/2020/wordml/sdtdatahash" xmlns:w16se="http://schemas.microsoft.com/office/word/2015/wordml/symex" mc:Ignorable="w14 w15 w16se w16cid w16 w16cex w16sdtdh w16du">
+<w:styles xmlns:mc="http://schemas.openxmlformats.org/markup-compatibility/2006" xmlns:r="http://schemas.openxmlformats.org/officeDocument/2006/relationships" xmlns:w="http://schemas.openxmlformats.org/wordprocessingml/2006/main" xmlns:w14="http://schemas.microsoft.com/office/word/2010/wordml" xmlns:w15="http://schemas.microsoft.com/office/word/2012/wordml" xmlns:w16se="http://schemas.microsoft.com/office/word/2015/wordml/symex" mc:Ignorable="w14 w15 w16se">
   <w:docDefaults>
     <w:rPrDefault>
       <w:rPr>
@@ -1571,7 +2182,7 @@
     </w:rPrDefault>
     <w:pPrDefault/>
   </w:docDefaults>
-  <w:latentStyles w:defLockedState="0" w:defUIPriority="99" w:defSemiHidden="0" w:defUnhideWhenUsed="0" w:defQFormat="0" w:count="376">
+  <w:latentStyles w:defLockedState="0" w:defUIPriority="99" w:defSemiHidden="0" w:defUnhideWhenUsed="0" w:defQFormat="0" w:count="371">
     <w:lsdException w:name="Normal" w:uiPriority="0" w:qFormat="1"/>
     <w:lsdException w:name="heading 1" w:uiPriority="9" w:qFormat="1"/>
     <w:lsdException w:name="heading 2" w:semiHidden="1" w:uiPriority="9" w:unhideWhenUsed="1" w:qFormat="1"/>
@@ -1943,11 +2554,6 @@
     <w:lsdException w:name="List Table 5 Dark Accent 6" w:uiPriority="50"/>
     <w:lsdException w:name="List Table 6 Colorful Accent 6" w:uiPriority="51"/>
     <w:lsdException w:name="List Table 7 Colorful Accent 6" w:uiPriority="52"/>
-    <w:lsdException w:name="Mention" w:semiHidden="1" w:unhideWhenUsed="1"/>
-    <w:lsdException w:name="Smart Hyperlink" w:semiHidden="1" w:unhideWhenUsed="1"/>
-    <w:lsdException w:name="Hashtag" w:semiHidden="1" w:unhideWhenUsed="1"/>
-    <w:lsdException w:name="Unresolved Mention" w:semiHidden="1" w:unhideWhenUsed="1"/>
-    <w:lsdException w:name="Smart Link" w:semiHidden="1" w:unhideWhenUsed="1"/>
   </w:latentStyles>
   <w:style w:type="paragraph" w:default="1" w:styleId="Normal">
     <w:name w:val="Normal"/>
@@ -2154,7 +2760,6 @@
   <w:style w:type="character" w:default="1" w:styleId="DefaultParagraphFont">
     <w:name w:val="Default Paragraph Font"/>
     <w:uiPriority w:val="1"/>
-    <w:semiHidden/>
     <w:unhideWhenUsed/>
   </w:style>
   <w:style w:type="table" w:default="1" w:styleId="TableNormal">
@@ -2507,6 +3112,33 @@
       <w:color w:val="0E2841" w:themeColor="text2"/>
       <w:sz w:val="18"/>
       <w:szCs w:val="18"/>
+    </w:rPr>
+  </w:style>
+  <w:style w:type="paragraph" w:styleId="NormalWeb">
+    <w:name w:val="Normal (Web)"/>
+    <w:basedOn w:val="Normal"/>
+    <w:uiPriority w:val="99"/>
+    <w:semiHidden/>
+    <w:unhideWhenUsed/>
+    <w:rsid w:val="008E1392"/>
+    <w:pPr>
+      <w:spacing w:before="100" w:beforeAutospacing="1" w:after="100" w:afterAutospacing="1"/>
+    </w:pPr>
+    <w:rPr>
+      <w:rFonts w:ascii="Times New Roman" w:eastAsia="Times New Roman" w:hAnsi="Times New Roman" w:cs="Times New Roman"/>
+      <w:kern w:val="0"/>
+      <w14:ligatures w14:val="none"/>
+    </w:rPr>
+  </w:style>
+  <w:style w:type="character" w:styleId="Hyperlink">
+    <w:name w:val="Hyperlink"/>
+    <w:basedOn w:val="DefaultParagraphFont"/>
+    <w:uiPriority w:val="99"/>
+    <w:unhideWhenUsed/>
+    <w:rsid w:val="000769B8"/>
+    <w:rPr>
+      <w:color w:val="467886" w:themeColor="hyperlink"/>
+      <w:u w:val="single"/>
     </w:rPr>
   </w:style>
 </w:styles>

--- a/motor_sports/formula1_laps/Miami2023WorksheetKey.docx
+++ b/motor_sports/formula1_laps/Miami2023WorksheetKey.docx
@@ -147,10 +147,7 @@
         <w:pStyle w:val="NormalWeb"/>
       </w:pPr>
       <w:r>
-        <w:t>In this activity, we will analyze lap-time data for Max Verstappen in the 2023 Miami Grand Prix</w:t>
-      </w:r>
-      <w:r>
-        <w:t xml:space="preserve"> (located in the file </w:t>
+        <w:t xml:space="preserve">In this activity, we will analyze lap-time data for Max Verstappen in the 2023 Miami Grand Prix (located in the file </w:t>
       </w:r>
       <w:r>
         <w:rPr>
@@ -159,13 +156,7 @@
         <w:t>Verstappen.csv</w:t>
       </w:r>
       <w:r>
-        <w:t>)</w:t>
-      </w:r>
-      <w:r>
-        <w:t xml:space="preserve">. Verstappen started the race in ninth position but won the race after moving through the field. The race was unusually clean: all 20 cars that started were classified as finishers, and there were no major interruptions such as safety cars or red flags. This makes the race useful for studying lap times because </w:t>
-      </w:r>
-      <w:r>
-        <w:t xml:space="preserve">a </w:t>
+        <w:t xml:space="preserve">). Verstappen started the race in ninth position but won the race after moving through the field. The race was unusually clean: all 20 cars that started were classified as finishers, and there were no major interruptions such as safety cars or red flags. This makes the race useful for studying lap times because a </w:t>
       </w:r>
       <w:r>
         <w:t>common</w:t>
@@ -371,6 +362,7 @@
       <w:r>
         <w:rPr>
           <w:rFonts w:ascii="Times New Roman" w:hAnsi="Times New Roman" w:cs="Times New Roman"/>
+          <w:noProof/>
         </w:rPr>
         <w:drawing>
           <wp:inline distT="0" distB="0" distL="0" distR="0" wp14:anchorId="35CC2F39" wp14:editId="79637EF0">
@@ -510,7 +502,13 @@
         <w:rPr>
           <w:rFonts w:ascii="Times New Roman" w:hAnsi="Times New Roman" w:cs="Times New Roman"/>
         </w:rPr>
-        <w:t xml:space="preserve">Given the </w:t>
+        <w:t>Use</w:t>
+      </w:r>
+      <w:r>
+        <w:rPr>
+          <w:rFonts w:ascii="Times New Roman" w:hAnsi="Times New Roman" w:cs="Times New Roman"/>
+        </w:rPr>
+        <w:t xml:space="preserve"> the </w:t>
       </w:r>
       <w:r>
         <w:rPr>
@@ -522,7 +520,13 @@
         <w:rPr>
           <w:rFonts w:ascii="Times New Roman" w:hAnsi="Times New Roman" w:cs="Times New Roman"/>
         </w:rPr>
-        <w:t xml:space="preserve">summary statistics of Verstappen’s lap times…  </w:t>
+        <w:t>summary statist</w:t>
+      </w:r>
+      <w:r>
+        <w:rPr>
+          <w:rFonts w:ascii="Times New Roman" w:hAnsi="Times New Roman" w:cs="Times New Roman"/>
+        </w:rPr>
+        <w:t>ics of Verstappen’s lap times to answer the question below.</w:t>
       </w:r>
     </w:p>
     <w:p>
@@ -555,6 +559,7 @@
       <w:r>
         <w:rPr>
           <w:rFonts w:ascii="Times New Roman" w:hAnsi="Times New Roman" w:cs="Times New Roman"/>
+          <w:noProof/>
         </w:rPr>
         <w:drawing>
           <wp:inline distT="0" distB="0" distL="0" distR="0" wp14:anchorId="0BCC5046" wp14:editId="3830397D">
@@ -611,7 +616,15 @@
         <w:rPr>
           <w:rFonts w:ascii="Times New Roman" w:hAnsi="Times New Roman" w:cs="Times New Roman"/>
         </w:rPr>
-        <w:t>According to the 1.5 × IQR rule, which lap time(s) would be considered outliers? If possible, identify the corresponding lap number(s). Does this match what you visually noticed in the histogram?</w:t>
+        <w:t>According to the 1.5 × IQR rule, which lap time(s) would be considered outliers?</w:t>
+      </w:r>
+      <w:bookmarkStart w:id="0" w:name="_GoBack"/>
+      <w:bookmarkEnd w:id="0"/>
+      <w:r>
+        <w:rPr>
+          <w:rFonts w:ascii="Times New Roman" w:hAnsi="Times New Roman" w:cs="Times New Roman"/>
+        </w:rPr>
+        <w:t xml:space="preserve"> Does this match what you visually noticed in the histogram?</w:t>
       </w:r>
     </w:p>
     <w:p>
@@ -898,6 +911,7 @@
       <w:r>
         <w:rPr>
           <w:rFonts w:ascii="Times New Roman" w:hAnsi="Times New Roman" w:cs="Times New Roman"/>
+          <w:noProof/>
         </w:rPr>
         <w:drawing>
           <wp:inline distT="0" distB="0" distL="0" distR="0" wp14:anchorId="5D3A0FC5" wp14:editId="177BE4EA">
@@ -1093,6 +1107,9 @@
         <w:jc w:val="center"/>
       </w:pPr>
       <w:r>
+        <w:rPr>
+          <w:noProof/>
+        </w:rPr>
         <w:drawing>
           <wp:inline distT="0" distB="0" distL="0" distR="0" wp14:anchorId="58B4FC24" wp14:editId="0736C658">
             <wp:extent cx="5943600" cy="2335530"/>
@@ -1276,8 +1293,6 @@
           <w:rFonts w:ascii="Times New Roman" w:hAnsi="Times New Roman" w:cs="Times New Roman"/>
         </w:rPr>
       </w:pPr>
-      <w:bookmarkStart w:id="0" w:name="_GoBack"/>
-      <w:bookmarkEnd w:id="0"/>
       <w:r>
         <w:rPr>
           <w:rFonts w:ascii="Times New Roman" w:hAnsi="Times New Roman" w:cs="Times New Roman"/>
@@ -2760,6 +2775,7 @@
   <w:style w:type="character" w:default="1" w:styleId="DefaultParagraphFont">
     <w:name w:val="Default Paragraph Font"/>
     <w:uiPriority w:val="1"/>
+    <w:semiHidden/>
     <w:unhideWhenUsed/>
   </w:style>
   <w:style w:type="table" w:default="1" w:styleId="TableNormal">
